--- a/docs/artigo.docx
+++ b/docs/artigo.docx
@@ -10,9 +10,6 @@
       </w:pPr>
       <w:r>
         <w:rPr>
-          <w:rFonts w:ascii="Times New Roman" w:cs="Times New Roman" w:eastAsia="Times New Roman" w:hAnsi="Times New Roman"/>
-          <w:b w:val="0"/>
-          <w:bCs w:val="0"/>
           <w:i w:val="0"/>
           <w:iCs w:val="0"/>
           <w:smallCaps w:val="0"/>
@@ -45,9 +42,6 @@
       </w:pPr>
       <w:r>
         <w:rPr>
-          <w:rFonts w:ascii="Times New Roman" w:cs="Times New Roman" w:eastAsia="Times New Roman" w:hAnsi="Times New Roman"/>
-          <w:b w:val="0"/>
-          <w:bCs w:val="0"/>
           <w:i w:val="0"/>
           <w:iCs w:val="0"/>
           <w:smallCaps w:val="0"/>
@@ -126,7 +120,7 @@
           <w:bCs w:val="1"/>
           <w:rtl w:val="0"/>
         </w:rPr>
-        <w:t xml:space="preserve">$2,16</w:t>
+        <w:t xml:space="preserve">$1,92</w:t>
       </w:r>
       <w:r>
         <w:rPr>
@@ -146,7 +140,7 @@
           <w:bCs w:val="1"/>
           <w:rtl w:val="0"/>
         </w:rPr>
-        <w:t xml:space="preserve">69,4</w:t>
+        <w:t xml:space="preserve">91,5</w:t>
       </w:r>
       <w:r>
         <w:rPr>
@@ -158,7 +152,7 @@
           <w:color w:val="000000"/>
           <w:rtl w:val="0"/>
         </w:rPr>
-        <w:t xml:space="preserve">%; payback descontado de cerca de três anos). A análise de sensibilidade mostra que a viabilidade depende criticamente da velocidade de adoção de hectares. Conclui-se que a tese de investimento é, no fundo, uma tese sobre execução comercial.</w:t>
+        <w:t xml:space="preserve">%; payback descontado de cerca de dois anos e meio). A análise de sensibilidade mostra que a viabilidade depende criticamente da velocidade de adoção de hectares. Conclui-se que a tese de investimento é, no fundo, uma tese sobre execução comercial.</w:t>
       </w:r>
       <w:r>
         <w:rPr>
@@ -219,9 +213,6 @@
       </w:pPr>
       <w:r>
         <w:rPr>
-          <w:rFonts w:ascii="Times New Roman" w:cs="Times New Roman" w:eastAsia="Times New Roman" w:hAnsi="Times New Roman"/>
-          <w:b w:val="0"/>
-          <w:bCs w:val="0"/>
           <w:i w:val="0"/>
           <w:iCs w:val="0"/>
           <w:smallCaps w:val="1"/>
@@ -256,11 +247,6 @@
         </w:rPr>
         <w:t xml:space="preserve">A busca por produtividade impõe novos desafios ao setor agrícola. O agronegócio nacional enfrenta hoje gargalos práticos na rastreabilidade e na tomada de decisão em campo aberto. No mercado de grãos, a incapacidade de antecipar problemas custa caro: pragas, doenças e estresse hídrico podem comprometer uma safra inteira em poucos dias se não forem detectados a tempo. Simultaneamente, a modernização estrutural das fazendas avança baseada em três eixos centrais: expansão da conectividade no meio rural, barateamento da instrumentação (drones, sensores e componentes de automação) e maturidade operacional da IA e visão computacional [1], [4]. O estado de Goiás atua como um laboratório vivo e polo desse processo de adoção tecnológica.</w:t>
       </w:r>
-      <w:r>
-        <w:rPr>
-          <w:rtl w:val="0"/>
-        </w:rPr>
-      </w:r>
     </w:p>
     <w:p>
       <w:pPr>
@@ -282,9 +268,6 @@
       </w:r>
       <w:r>
         <w:rPr>
-          <w:rFonts w:ascii="Times New Roman" w:cs="Times New Roman" w:eastAsia="Times New Roman" w:hAnsi="Times New Roman"/>
-          <w:b w:val="0"/>
-          <w:bCs w:val="0"/>
           <w:i w:val="0"/>
           <w:iCs w:val="0"/>
           <w:smallCaps w:val="0"/>
@@ -297,9 +280,6 @@
       </w:r>
       <w:r>
         <w:rPr>
-          <w:rFonts w:ascii="Times New Roman" w:cs="Times New Roman" w:eastAsia="Times New Roman" w:hAnsi="Times New Roman"/>
-          <w:b w:val="0"/>
-          <w:bCs w:val="0"/>
           <w:i w:val="0"/>
           <w:iCs w:val="0"/>
           <w:smallCaps w:val="0"/>
@@ -312,9 +292,6 @@
       </w:r>
       <w:r>
         <w:rPr>
-          <w:rFonts w:ascii="Times New Roman" w:cs="Times New Roman" w:eastAsia="Times New Roman" w:hAnsi="Times New Roman"/>
-          <w:b w:val="0"/>
-          <w:bCs w:val="0"/>
           <w:i w:val="0"/>
           <w:iCs w:val="0"/>
           <w:smallCaps w:val="0"/>
@@ -335,9 +312,6 @@
       </w:r>
       <w:r>
         <w:rPr>
-          <w:rFonts w:ascii="Times New Roman" w:cs="Times New Roman" w:eastAsia="Times New Roman" w:hAnsi="Times New Roman"/>
-          <w:b w:val="0"/>
-          <w:bCs w:val="0"/>
           <w:i w:val="0"/>
           <w:iCs w:val="0"/>
           <w:smallCaps w:val="0"/>
@@ -358,9 +332,6 @@
       </w:r>
       <w:r>
         <w:rPr>
-          <w:rFonts w:ascii="Times New Roman" w:cs="Times New Roman" w:eastAsia="Times New Roman" w:hAnsi="Times New Roman"/>
-          <w:b w:val="0"/>
-          <w:bCs w:val="0"/>
           <w:i w:val="0"/>
           <w:iCs w:val="0"/>
           <w:smallCaps w:val="0"/>
@@ -389,9 +360,6 @@
       </w:pPr>
       <w:r>
         <w:rPr>
-          <w:rFonts w:ascii="Times New Roman" w:cs="Times New Roman" w:eastAsia="Times New Roman" w:hAnsi="Times New Roman"/>
-          <w:b w:val="0"/>
-          <w:bCs w:val="0"/>
           <w:i w:val="0"/>
           <w:iCs w:val="0"/>
           <w:smallCaps w:val="0"/>
@@ -422,9 +390,6 @@
       </w:pPr>
       <w:r>
         <w:rPr>
-          <w:rFonts w:ascii="Times New Roman" w:cs="Times New Roman" w:eastAsia="Times New Roman" w:hAnsi="Times New Roman"/>
-          <w:b w:val="0"/>
-          <w:bCs w:val="0"/>
           <w:i w:val="0"/>
           <w:iCs w:val="0"/>
           <w:smallCaps w:val="1"/>
@@ -453,9 +418,6 @@
       </w:pPr>
       <w:r>
         <w:rPr>
-          <w:rFonts w:ascii="Times New Roman" w:cs="Times New Roman" w:eastAsia="Times New Roman" w:hAnsi="Times New Roman"/>
-          <w:b w:val="0"/>
-          <w:bCs w:val="0"/>
           <w:i w:val="1"/>
           <w:iCs w:val="1"/>
           <w:smallCaps w:val="0"/>
@@ -484,9 +446,6 @@
       </w:pPr>
       <w:r>
         <w:rPr>
-          <w:rFonts w:ascii="Times New Roman" w:cs="Times New Roman" w:eastAsia="Times New Roman" w:hAnsi="Times New Roman"/>
-          <w:b w:val="0"/>
-          <w:bCs w:val="0"/>
           <w:i w:val="0"/>
           <w:iCs w:val="0"/>
           <w:smallCaps w:val="0"/>
@@ -507,9 +466,6 @@
       </w:r>
       <w:r>
         <w:rPr>
-          <w:rFonts w:ascii="Times New Roman" w:cs="Times New Roman" w:eastAsia="Times New Roman" w:hAnsi="Times New Roman"/>
-          <w:b w:val="0"/>
-          <w:bCs w:val="0"/>
           <w:i w:val="0"/>
           <w:iCs w:val="0"/>
           <w:smallCaps w:val="0"/>
@@ -530,9 +486,6 @@
       </w:r>
       <w:r>
         <w:rPr>
-          <w:rFonts w:ascii="Times New Roman" w:cs="Times New Roman" w:eastAsia="Times New Roman" w:hAnsi="Times New Roman"/>
-          <w:b w:val="0"/>
-          <w:bCs w:val="0"/>
           <w:i w:val="0"/>
           <w:iCs w:val="0"/>
           <w:smallCaps w:val="0"/>
@@ -561,9 +514,6 @@
       </w:pPr>
       <w:r>
         <w:rPr>
-          <w:rFonts w:ascii="Times New Roman" w:cs="Times New Roman" w:eastAsia="Times New Roman" w:hAnsi="Times New Roman"/>
-          <w:b w:val="0"/>
-          <w:bCs w:val="0"/>
           <w:i w:val="0"/>
           <w:iCs w:val="0"/>
           <w:smallCaps w:val="0"/>
@@ -576,9 +526,6 @@
       </w:r>
       <w:r>
         <w:rPr>
-          <w:rFonts w:ascii="Times New Roman" w:cs="Times New Roman" w:eastAsia="Times New Roman" w:hAnsi="Times New Roman"/>
-          <w:b w:val="0"/>
-          <w:bCs w:val="0"/>
           <w:i w:val="0"/>
           <w:iCs w:val="0"/>
           <w:smallCaps w:val="0"/>
@@ -591,9 +538,6 @@
       </w:r>
       <w:r>
         <w:rPr>
-          <w:rFonts w:ascii="Times New Roman" w:cs="Times New Roman" w:eastAsia="Times New Roman" w:hAnsi="Times New Roman"/>
-          <w:b w:val="0"/>
-          <w:bCs w:val="0"/>
           <w:i w:val="0"/>
           <w:iCs w:val="0"/>
           <w:smallCaps w:val="0"/>
@@ -610,13 +554,10 @@
           <w:szCs w:val="24"/>
           <w:rtl w:val="0"/>
         </w:rPr>
-        <w:t xml:space="preserve">WiilMilk</w:t>
-      </w:r>
-      <w:r>
-        <w:rPr>
-          <w:rFonts w:ascii="Times New Roman" w:cs="Times New Roman" w:eastAsia="Times New Roman" w:hAnsi="Times New Roman"/>
-          <w:b w:val="0"/>
-          <w:bCs w:val="0"/>
+        <w:t xml:space="preserve">WiiMilk</w:t>
+      </w:r>
+      <w:r>
+        <w:rPr>
           <w:i w:val="0"/>
           <w:iCs w:val="0"/>
           <w:smallCaps w:val="0"/>
@@ -629,9 +570,6 @@
       </w:r>
       <w:r>
         <w:rPr>
-          <w:rFonts w:ascii="Times New Roman" w:cs="Times New Roman" w:eastAsia="Times New Roman" w:hAnsi="Times New Roman"/>
-          <w:b w:val="0"/>
-          <w:bCs w:val="0"/>
           <w:i w:val="0"/>
           <w:iCs w:val="0"/>
           <w:smallCaps w:val="0"/>
@@ -644,9 +582,6 @@
       </w:r>
       <w:r>
         <w:rPr>
-          <w:rFonts w:ascii="Times New Roman" w:cs="Times New Roman" w:eastAsia="Times New Roman" w:hAnsi="Times New Roman"/>
-          <w:b w:val="0"/>
-          <w:bCs w:val="0"/>
           <w:i w:val="0"/>
           <w:iCs w:val="0"/>
           <w:smallCaps w:val="0"/>
@@ -675,9 +610,6 @@
       </w:pPr>
       <w:r>
         <w:rPr>
-          <w:rFonts w:ascii="Times New Roman" w:cs="Times New Roman" w:eastAsia="Times New Roman" w:hAnsi="Times New Roman"/>
-          <w:b w:val="0"/>
-          <w:bCs w:val="0"/>
           <w:i w:val="0"/>
           <w:iCs w:val="0"/>
           <w:smallCaps w:val="0"/>
@@ -690,7 +622,6 @@
       </w:r>
       <w:r>
         <w:rPr>
-          <w:rFonts w:ascii="Times New Roman" w:cs="Times New Roman" w:eastAsia="Times New Roman" w:hAnsi="Times New Roman"/>
           <w:b w:val="1"/>
           <w:bCs w:val="1"/>
           <w:i w:val="0"/>
@@ -705,9 +636,6 @@
       </w:r>
       <w:r>
         <w:rPr>
-          <w:rFonts w:ascii="Times New Roman" w:cs="Times New Roman" w:eastAsia="Times New Roman" w:hAnsi="Times New Roman"/>
-          <w:b w:val="0"/>
-          <w:bCs w:val="0"/>
           <w:i w:val="0"/>
           <w:iCs w:val="0"/>
           <w:smallCaps w:val="0"/>
@@ -720,7 +648,6 @@
       </w:r>
       <w:r>
         <w:rPr>
-          <w:rFonts w:ascii="Times New Roman" w:cs="Times New Roman" w:eastAsia="Times New Roman" w:hAnsi="Times New Roman"/>
           <w:b w:val="1"/>
           <w:bCs w:val="1"/>
           <w:i w:val="0"/>
@@ -735,9 +662,6 @@
       </w:r>
       <w:r>
         <w:rPr>
-          <w:rFonts w:ascii="Times New Roman" w:cs="Times New Roman" w:eastAsia="Times New Roman" w:hAnsi="Times New Roman"/>
-          <w:b w:val="0"/>
-          <w:bCs w:val="0"/>
           <w:i w:val="0"/>
           <w:iCs w:val="0"/>
           <w:smallCaps w:val="0"/>
@@ -766,9 +690,6 @@
       </w:pPr>
       <w:r>
         <w:rPr>
-          <w:rFonts w:ascii="Times New Roman" w:cs="Times New Roman" w:eastAsia="Times New Roman" w:hAnsi="Times New Roman"/>
-          <w:b w:val="0"/>
-          <w:bCs w:val="0"/>
           <w:i w:val="1"/>
           <w:iCs w:val="1"/>
           <w:smallCaps w:val="0"/>
@@ -797,9 +718,6 @@
       </w:pPr>
       <w:r>
         <w:rPr>
-          <w:rFonts w:ascii="Times New Roman" w:cs="Times New Roman" w:eastAsia="Times New Roman" w:hAnsi="Times New Roman"/>
-          <w:b w:val="0"/>
-          <w:bCs w:val="0"/>
           <w:i w:val="0"/>
           <w:iCs w:val="0"/>
           <w:smallCaps w:val="0"/>
@@ -812,7 +730,6 @@
       </w:r>
       <w:r>
         <w:rPr>
-          <w:rFonts w:ascii="Times New Roman" w:cs="Times New Roman" w:eastAsia="Times New Roman" w:hAnsi="Times New Roman"/>
           <w:b w:val="1"/>
           <w:bCs w:val="1"/>
           <w:i w:val="0"/>
@@ -827,9 +744,6 @@
       </w:r>
       <w:r>
         <w:rPr>
-          <w:rFonts w:ascii="Times New Roman" w:cs="Times New Roman" w:eastAsia="Times New Roman" w:hAnsi="Times New Roman"/>
-          <w:b w:val="0"/>
-          <w:bCs w:val="0"/>
           <w:i w:val="0"/>
           <w:iCs w:val="0"/>
           <w:smallCaps w:val="0"/>
@@ -842,7 +756,6 @@
       </w:r>
       <w:r>
         <w:rPr>
-          <w:rFonts w:ascii="Times New Roman" w:cs="Times New Roman" w:eastAsia="Times New Roman" w:hAnsi="Times New Roman"/>
           <w:b w:val="1"/>
           <w:bCs w:val="1"/>
           <w:i w:val="0"/>
@@ -857,9 +770,6 @@
       </w:r>
       <w:r>
         <w:rPr>
-          <w:rFonts w:ascii="Times New Roman" w:cs="Times New Roman" w:eastAsia="Times New Roman" w:hAnsi="Times New Roman"/>
-          <w:b w:val="0"/>
-          <w:bCs w:val="0"/>
           <w:i w:val="0"/>
           <w:iCs w:val="0"/>
           <w:smallCaps w:val="0"/>
@@ -882,9 +792,6 @@
         <w:ind w:firstLine="240"/>
         <w:jc w:val="both"/>
         <w:rPr>
-          <w:rFonts w:ascii="Times New Roman" w:cs="Times New Roman" w:eastAsia="Times New Roman" w:hAnsi="Times New Roman"/>
-          <w:b w:val="0"/>
-          <w:bCs w:val="0"/>
           <w:i w:val="0"/>
           <w:iCs w:val="0"/>
           <w:smallCaps w:val="0"/>
@@ -895,9 +802,6 @@
       </w:pPr>
       <w:r>
         <w:rPr>
-          <w:rFonts w:ascii="Times New Roman" w:cs="Times New Roman" w:eastAsia="Times New Roman" w:hAnsi="Times New Roman"/>
-          <w:b w:val="0"/>
-          <w:bCs w:val="0"/>
           <w:i w:val="0"/>
           <w:iCs w:val="0"/>
           <w:smallCaps w:val="0"/>
@@ -910,7 +814,6 @@
       </w:r>
       <w:r>
         <w:rPr>
-          <w:rFonts w:ascii="Times New Roman" w:cs="Times New Roman" w:eastAsia="Times New Roman" w:hAnsi="Times New Roman"/>
           <w:b w:val="1"/>
           <w:bCs w:val="1"/>
           <w:i w:val="0"/>
@@ -925,9 +828,6 @@
       </w:r>
       <w:r>
         <w:rPr>
-          <w:rFonts w:ascii="Times New Roman" w:cs="Times New Roman" w:eastAsia="Times New Roman" w:hAnsi="Times New Roman"/>
-          <w:b w:val="0"/>
-          <w:bCs w:val="0"/>
           <w:i w:val="0"/>
           <w:iCs w:val="0"/>
           <w:smallCaps w:val="0"/>
@@ -1105,9 +1005,6 @@
       </w:pPr>
       <w:r>
         <w:rPr>
-          <w:rFonts w:ascii="Times New Roman" w:cs="Times New Roman" w:eastAsia="Times New Roman" w:hAnsi="Times New Roman"/>
-          <w:b w:val="0"/>
-          <w:bCs w:val="0"/>
           <w:i w:val="0"/>
           <w:iCs w:val="0"/>
           <w:smallCaps w:val="1"/>
@@ -1136,9 +1033,6 @@
       </w:pPr>
       <w:r>
         <w:rPr>
-          <w:rFonts w:ascii="Times New Roman" w:cs="Times New Roman" w:eastAsia="Times New Roman" w:hAnsi="Times New Roman"/>
-          <w:b w:val="0"/>
-          <w:bCs w:val="0"/>
           <w:i w:val="0"/>
           <w:iCs w:val="0"/>
           <w:smallCaps w:val="0"/>
@@ -1151,7 +1045,6 @@
       </w:r>
       <w:r>
         <w:rPr>
-          <w:rFonts w:ascii="Times New Roman" w:cs="Times New Roman" w:eastAsia="Times New Roman" w:hAnsi="Times New Roman"/>
           <w:b w:val="1"/>
           <w:bCs w:val="1"/>
           <w:i w:val="0"/>
@@ -1166,9 +1059,6 @@
       </w:r>
       <w:r>
         <w:rPr>
-          <w:rFonts w:ascii="Times New Roman" w:cs="Times New Roman" w:eastAsia="Times New Roman" w:hAnsi="Times New Roman"/>
-          <w:b w:val="0"/>
-          <w:bCs w:val="0"/>
           <w:i w:val="0"/>
           <w:iCs w:val="0"/>
           <w:smallCaps w:val="0"/>
@@ -1181,7 +1071,6 @@
       </w:r>
       <w:r>
         <w:rPr>
-          <w:rFonts w:ascii="Times New Roman" w:cs="Times New Roman" w:eastAsia="Times New Roman" w:hAnsi="Times New Roman"/>
           <w:b w:val="1"/>
           <w:bCs w:val="1"/>
           <w:i w:val="0"/>
@@ -1196,9 +1085,6 @@
       </w:r>
       <w:r>
         <w:rPr>
-          <w:rFonts w:ascii="Times New Roman" w:cs="Times New Roman" w:eastAsia="Times New Roman" w:hAnsi="Times New Roman"/>
-          <w:b w:val="0"/>
-          <w:bCs w:val="0"/>
           <w:i w:val="0"/>
           <w:iCs w:val="0"/>
           <w:smallCaps w:val="0"/>
@@ -1227,9 +1113,6 @@
       </w:pPr>
       <w:r>
         <w:rPr>
-          <w:rFonts w:ascii="Times New Roman" w:cs="Times New Roman" w:eastAsia="Times New Roman" w:hAnsi="Times New Roman"/>
-          <w:b w:val="0"/>
-          <w:bCs w:val="0"/>
           <w:i w:val="0"/>
           <w:iCs w:val="0"/>
           <w:smallCaps w:val="0"/>
@@ -1257,9 +1140,6 @@
       </w:pPr>
       <w:r>
         <w:rPr>
-          <w:rFonts w:ascii="Times New Roman" w:cs="Times New Roman" w:eastAsia="Times New Roman" w:hAnsi="Times New Roman"/>
-          <w:b w:val="0"/>
-          <w:bCs w:val="0"/>
           <w:i w:val="0"/>
           <w:iCs w:val="0"/>
           <w:smallCaps w:val="1"/>
@@ -1288,9 +1168,6 @@
       </w:pPr>
       <w:r>
         <w:rPr>
-          <w:rFonts w:ascii="Times New Roman" w:cs="Times New Roman" w:eastAsia="Times New Roman" w:hAnsi="Times New Roman"/>
-          <w:b w:val="0"/>
-          <w:bCs w:val="0"/>
           <w:i w:val="1"/>
           <w:iCs w:val="1"/>
           <w:smallCaps w:val="0"/>
@@ -1319,9 +1196,6 @@
       </w:pPr>
       <w:r>
         <w:rPr>
-          <w:rFonts w:ascii="Times New Roman" w:cs="Times New Roman" w:eastAsia="Times New Roman" w:hAnsi="Times New Roman"/>
-          <w:b w:val="0"/>
-          <w:bCs w:val="0"/>
           <w:i w:val="0"/>
           <w:iCs w:val="0"/>
           <w:smallCaps w:val="0"/>
@@ -1349,9 +1223,6 @@
       </w:pPr>
       <w:r>
         <w:rPr>
-          <w:rFonts w:ascii="Times New Roman" w:cs="Times New Roman" w:eastAsia="Times New Roman" w:hAnsi="Times New Roman"/>
-          <w:b w:val="0"/>
-          <w:bCs w:val="0"/>
           <w:i w:val="0"/>
           <w:iCs w:val="0"/>
           <w:smallCaps w:val="1"/>
@@ -1426,7 +1297,6 @@
             </w:pPr>
             <w:r>
               <w:rPr>
-                <w:rFonts w:ascii="Times New Roman" w:cs="Times New Roman" w:eastAsia="Times New Roman" w:hAnsi="Times New Roman"/>
                 <w:b w:val="1"/>
                 <w:bCs w:val="1"/>
                 <w:i w:val="0"/>
@@ -1471,7 +1341,6 @@
             </w:pPr>
             <w:r>
               <w:rPr>
-                <w:rFonts w:ascii="Times New Roman" w:cs="Times New Roman" w:eastAsia="Times New Roman" w:hAnsi="Times New Roman"/>
                 <w:b w:val="1"/>
                 <w:bCs w:val="1"/>
                 <w:i w:val="0"/>
@@ -1516,7 +1385,6 @@
             </w:pPr>
             <w:r>
               <w:rPr>
-                <w:rFonts w:ascii="Times New Roman" w:cs="Times New Roman" w:eastAsia="Times New Roman" w:hAnsi="Times New Roman"/>
                 <w:b w:val="1"/>
                 <w:bCs w:val="1"/>
                 <w:i w:val="0"/>
@@ -1566,9 +1434,6 @@
             </w:pPr>
             <w:r>
               <w:rPr>
-                <w:rFonts w:ascii="Times New Roman" w:cs="Times New Roman" w:eastAsia="Times New Roman" w:hAnsi="Times New Roman"/>
-                <w:b w:val="0"/>
-                <w:bCs w:val="0"/>
                 <w:i w:val="0"/>
                 <w:iCs w:val="0"/>
                 <w:smallCaps w:val="0"/>
@@ -1610,9 +1475,6 @@
             </w:pPr>
             <w:r>
               <w:rPr>
-                <w:rFonts w:ascii="Times New Roman" w:cs="Times New Roman" w:eastAsia="Times New Roman" w:hAnsi="Times New Roman"/>
-                <w:b w:val="0"/>
-                <w:bCs w:val="0"/>
                 <w:i w:val="0"/>
                 <w:iCs w:val="0"/>
                 <w:smallCaps w:val="0"/>
@@ -1654,9 +1516,6 @@
             </w:pPr>
             <w:r>
               <w:rPr>
-                <w:rFonts w:ascii="Times New Roman" w:cs="Times New Roman" w:eastAsia="Times New Roman" w:hAnsi="Times New Roman"/>
-                <w:b w:val="0"/>
-                <w:bCs w:val="0"/>
                 <w:i w:val="0"/>
                 <w:iCs w:val="0"/>
                 <w:smallCaps w:val="0"/>
@@ -1704,9 +1563,6 @@
             </w:pPr>
             <w:r>
               <w:rPr>
-                <w:rFonts w:ascii="Times New Roman" w:cs="Times New Roman" w:eastAsia="Times New Roman" w:hAnsi="Times New Roman"/>
-                <w:b w:val="0"/>
-                <w:bCs w:val="0"/>
                 <w:i w:val="0"/>
                 <w:iCs w:val="0"/>
                 <w:smallCaps w:val="0"/>
@@ -1748,9 +1604,6 @@
             </w:pPr>
             <w:r>
               <w:rPr>
-                <w:rFonts w:ascii="Times New Roman" w:cs="Times New Roman" w:eastAsia="Times New Roman" w:hAnsi="Times New Roman"/>
-                <w:b w:val="0"/>
-                <w:bCs w:val="0"/>
                 <w:i w:val="0"/>
                 <w:iCs w:val="0"/>
                 <w:smallCaps w:val="0"/>
@@ -1792,9 +1645,6 @@
             </w:pPr>
             <w:r>
               <w:rPr>
-                <w:rFonts w:ascii="Times New Roman" w:cs="Times New Roman" w:eastAsia="Times New Roman" w:hAnsi="Times New Roman"/>
-                <w:b w:val="0"/>
-                <w:bCs w:val="0"/>
                 <w:i w:val="0"/>
                 <w:iCs w:val="0"/>
                 <w:smallCaps w:val="0"/>
@@ -1848,9 +1698,6 @@
             </w:r>
             <w:r>
               <w:rPr>
-                <w:rFonts w:ascii="Times New Roman" w:cs="Times New Roman" w:eastAsia="Times New Roman" w:hAnsi="Times New Roman"/>
-                <w:b w:val="0"/>
-                <w:bCs w:val="0"/>
                 <w:i w:val="0"/>
                 <w:iCs w:val="0"/>
                 <w:smallCaps w:val="0"/>
@@ -1892,9 +1739,6 @@
             </w:pPr>
             <w:r>
               <w:rPr>
-                <w:rFonts w:ascii="Times New Roman" w:cs="Times New Roman" w:eastAsia="Times New Roman" w:hAnsi="Times New Roman"/>
-                <w:b w:val="0"/>
-                <w:bCs w:val="0"/>
                 <w:i w:val="0"/>
                 <w:iCs w:val="0"/>
                 <w:smallCaps w:val="0"/>
@@ -1936,9 +1780,6 @@
             </w:pPr>
             <w:r>
               <w:rPr>
-                <w:rFonts w:ascii="Times New Roman" w:cs="Times New Roman" w:eastAsia="Times New Roman" w:hAnsi="Times New Roman"/>
-                <w:b w:val="0"/>
-                <w:bCs w:val="0"/>
                 <w:i w:val="0"/>
                 <w:iCs w:val="0"/>
                 <w:smallCaps w:val="0"/>
@@ -1986,9 +1827,6 @@
             </w:pPr>
             <w:r>
               <w:rPr>
-                <w:rFonts w:ascii="Times New Roman" w:cs="Times New Roman" w:eastAsia="Times New Roman" w:hAnsi="Times New Roman"/>
-                <w:b w:val="0"/>
-                <w:bCs w:val="0"/>
                 <w:i w:val="0"/>
                 <w:iCs w:val="0"/>
                 <w:smallCaps w:val="0"/>
@@ -2030,9 +1868,6 @@
             </w:pPr>
             <w:r>
               <w:rPr>
-                <w:rFonts w:ascii="Times New Roman" w:cs="Times New Roman" w:eastAsia="Times New Roman" w:hAnsi="Times New Roman"/>
-                <w:b w:val="0"/>
-                <w:bCs w:val="0"/>
                 <w:i w:val="0"/>
                 <w:iCs w:val="0"/>
                 <w:smallCaps w:val="0"/>
@@ -2074,9 +1909,6 @@
             </w:pPr>
             <w:r>
               <w:rPr>
-                <w:rFonts w:ascii="Times New Roman" w:cs="Times New Roman" w:eastAsia="Times New Roman" w:hAnsi="Times New Roman"/>
-                <w:b w:val="0"/>
-                <w:bCs w:val="0"/>
                 <w:i w:val="0"/>
                 <w:iCs w:val="0"/>
                 <w:smallCaps w:val="0"/>
@@ -2124,9 +1956,6 @@
             </w:pPr>
             <w:r>
               <w:rPr>
-                <w:rFonts w:ascii="Times New Roman" w:cs="Times New Roman" w:eastAsia="Times New Roman" w:hAnsi="Times New Roman"/>
-                <w:b w:val="0"/>
-                <w:bCs w:val="0"/>
                 <w:i w:val="0"/>
                 <w:iCs w:val="0"/>
                 <w:smallCaps w:val="0"/>
@@ -2168,9 +1997,6 @@
             </w:pPr>
             <w:r>
               <w:rPr>
-                <w:rFonts w:ascii="Times New Roman" w:cs="Times New Roman" w:eastAsia="Times New Roman" w:hAnsi="Times New Roman"/>
-                <w:b w:val="0"/>
-                <w:bCs w:val="0"/>
                 <w:i w:val="0"/>
                 <w:iCs w:val="0"/>
                 <w:smallCaps w:val="0"/>
@@ -2212,9 +2038,6 @@
             </w:pPr>
             <w:r>
               <w:rPr>
-                <w:rFonts w:ascii="Times New Roman" w:cs="Times New Roman" w:eastAsia="Times New Roman" w:hAnsi="Times New Roman"/>
-                <w:b w:val="0"/>
-                <w:bCs w:val="0"/>
                 <w:i w:val="0"/>
                 <w:iCs w:val="0"/>
                 <w:smallCaps w:val="0"/>
@@ -2225,9 +2048,6 @@
             </w:r>
             <w:r>
               <w:rPr>
-                <w:rFonts w:ascii="Times New Roman" w:cs="Times New Roman" w:eastAsia="Times New Roman" w:hAnsi="Times New Roman"/>
-                <w:b w:val="0"/>
-                <w:bCs w:val="0"/>
                 <w:i w:val="0"/>
                 <w:iCs w:val="0"/>
                 <w:smallCaps w:val="0"/>
@@ -2238,9 +2058,6 @@
             </w:r>
             <w:r>
               <w:rPr>
-                <w:rFonts w:ascii="Times New Roman" w:cs="Times New Roman" w:eastAsia="Times New Roman" w:hAnsi="Times New Roman"/>
-                <w:b w:val="0"/>
-                <w:bCs w:val="0"/>
                 <w:i w:val="0"/>
                 <w:iCs w:val="0"/>
                 <w:smallCaps w:val="0"/>
@@ -2288,9 +2105,6 @@
             </w:pPr>
             <w:r>
               <w:rPr>
-                <w:rFonts w:ascii="Times New Roman" w:cs="Times New Roman" w:eastAsia="Times New Roman" w:hAnsi="Times New Roman"/>
-                <w:b w:val="0"/>
-                <w:bCs w:val="0"/>
                 <w:i w:val="0"/>
                 <w:iCs w:val="0"/>
                 <w:smallCaps w:val="0"/>
@@ -2332,9 +2146,6 @@
             </w:pPr>
             <w:r>
               <w:rPr>
-                <w:rFonts w:ascii="Times New Roman" w:cs="Times New Roman" w:eastAsia="Times New Roman" w:hAnsi="Times New Roman"/>
-                <w:b w:val="0"/>
-                <w:bCs w:val="0"/>
                 <w:i w:val="0"/>
                 <w:iCs w:val="0"/>
                 <w:smallCaps w:val="0"/>
@@ -2376,9 +2187,6 @@
             </w:pPr>
             <w:r>
               <w:rPr>
-                <w:rFonts w:ascii="Times New Roman" w:cs="Times New Roman" w:eastAsia="Times New Roman" w:hAnsi="Times New Roman"/>
-                <w:b w:val="0"/>
-                <w:bCs w:val="0"/>
                 <w:i w:val="0"/>
                 <w:iCs w:val="0"/>
                 <w:smallCaps w:val="0"/>
@@ -2389,9 +2197,6 @@
             </w:r>
             <w:r>
               <w:rPr>
-                <w:rFonts w:ascii="Times New Roman" w:cs="Times New Roman" w:eastAsia="Times New Roman" w:hAnsi="Times New Roman"/>
-                <w:b w:val="0"/>
-                <w:bCs w:val="0"/>
                 <w:i w:val="0"/>
                 <w:iCs w:val="0"/>
                 <w:smallCaps w:val="0"/>
@@ -2402,9 +2207,6 @@
             </w:r>
             <w:r>
               <w:rPr>
-                <w:rFonts w:ascii="Times New Roman" w:cs="Times New Roman" w:eastAsia="Times New Roman" w:hAnsi="Times New Roman"/>
-                <w:b w:val="0"/>
-                <w:bCs w:val="0"/>
                 <w:i w:val="0"/>
                 <w:iCs w:val="0"/>
                 <w:smallCaps w:val="0"/>
@@ -2433,9 +2235,6 @@
       </w:pPr>
       <w:r>
         <w:rPr>
-          <w:rFonts w:ascii="Times New Roman" w:cs="Times New Roman" w:eastAsia="Times New Roman" w:hAnsi="Times New Roman"/>
-          <w:b w:val="0"/>
-          <w:bCs w:val="0"/>
           <w:i w:val="1"/>
           <w:iCs w:val="1"/>
           <w:smallCaps w:val="0"/>
@@ -2464,9 +2263,6 @@
       </w:pPr>
       <w:r>
         <w:rPr>
-          <w:rFonts w:ascii="Times New Roman" w:cs="Times New Roman" w:eastAsia="Times New Roman" w:hAnsi="Times New Roman"/>
-          <w:b w:val="0"/>
-          <w:bCs w:val="0"/>
           <w:i w:val="0"/>
           <w:iCs w:val="0"/>
           <w:smallCaps w:val="0"/>
@@ -2479,24 +2275,14 @@
       </w:r>
       <w:r>
         <w:rPr>
-          <w:rFonts w:ascii="Times New Roman" w:cs="Times New Roman" w:eastAsia="Times New Roman" w:hAnsi="Times New Roman"/>
-          <w:b w:val="0"/>
-          <w:bCs w:val="0"/>
-          <w:i w:val="0"/>
-          <w:iCs w:val="0"/>
-          <w:smallCaps w:val="0"/>
-          <w:color w:val="000000"/>
-          <w:sz w:val="24"/>
-          <w:szCs w:val="24"/>
-          <w:rtl w:val="0"/>
-        </w:rPr>
-        <w:t xml:space="preserve">multifazenda</w:t>
-      </w:r>
-      <w:r>
-        <w:rPr>
-          <w:rFonts w:ascii="Times New Roman" w:cs="Times New Roman" w:eastAsia="Times New Roman" w:hAnsi="Times New Roman"/>
-          <w:b w:val="0"/>
-          <w:bCs w:val="0"/>
+          <w:sz w:val="24"/>
+          <w:szCs w:val="24"/>
+          <w:rtl w:val="0"/>
+        </w:rPr>
+        <w:t xml:space="preserve">multi fazenda</w:t>
+      </w:r>
+      <w:r>
+        <w:rPr>
           <w:i w:val="0"/>
           <w:iCs w:val="0"/>
           <w:smallCaps w:val="0"/>
@@ -2525,7 +2311,6 @@
       </w:pPr>
       <w:r>
         <w:rPr>
-          <w:rFonts w:ascii="Times New Roman" w:cs="Times New Roman" w:eastAsia="Times New Roman" w:hAnsi="Times New Roman"/>
           <w:b w:val="1"/>
           <w:bCs w:val="1"/>
           <w:i w:val="0"/>
@@ -2540,9 +2325,6 @@
       </w:r>
       <w:r>
         <w:rPr>
-          <w:rFonts w:ascii="Times New Roman" w:cs="Times New Roman" w:eastAsia="Times New Roman" w:hAnsi="Times New Roman"/>
-          <w:b w:val="0"/>
-          <w:bCs w:val="0"/>
           <w:i w:val="0"/>
           <w:iCs w:val="0"/>
           <w:smallCaps w:val="0"/>
@@ -2563,9 +2345,6 @@
       </w:r>
       <w:r>
         <w:rPr>
-          <w:rFonts w:ascii="Times New Roman" w:cs="Times New Roman" w:eastAsia="Times New Roman" w:hAnsi="Times New Roman"/>
-          <w:b w:val="0"/>
-          <w:bCs w:val="0"/>
           <w:i w:val="0"/>
           <w:iCs w:val="0"/>
           <w:smallCaps w:val="0"/>
@@ -2594,9 +2373,6 @@
       </w:pPr>
       <w:r>
         <w:rPr>
-          <w:rFonts w:ascii="Times New Roman" w:cs="Times New Roman" w:eastAsia="Times New Roman" w:hAnsi="Times New Roman"/>
-          <w:b w:val="0"/>
-          <w:bCs w:val="0"/>
           <w:i w:val="1"/>
           <w:iCs w:val="1"/>
           <w:smallCaps w:val="0"/>
@@ -2625,7 +2401,6 @@
       </w:pPr>
       <w:r>
         <w:rPr>
-          <w:rFonts w:ascii="Times New Roman" w:cs="Times New Roman" w:eastAsia="Times New Roman" w:hAnsi="Times New Roman"/>
           <w:b w:val="1"/>
           <w:bCs w:val="1"/>
           <w:i w:val="0"/>
@@ -2641,8 +2416,6 @@
       <w:r>
         <w:rPr>
           <w:rFonts w:ascii="Gungsuh" w:cs="Gungsuh" w:eastAsia="Gungsuh" w:hAnsi="Gungsuh"/>
-          <w:b w:val="0"/>
-          <w:bCs w:val="0"/>
           <w:i w:val="0"/>
           <w:iCs w:val="0"/>
           <w:smallCaps w:val="0"/>
@@ -2663,9 +2436,6 @@
       </w:r>
       <w:r>
         <w:rPr>
-          <w:rFonts w:ascii="Times New Roman" w:cs="Times New Roman" w:eastAsia="Times New Roman" w:hAnsi="Times New Roman"/>
-          <w:b w:val="0"/>
-          <w:bCs w:val="0"/>
           <w:i w:val="0"/>
           <w:iCs w:val="0"/>
           <w:smallCaps w:val="0"/>
@@ -2695,9 +2465,6 @@
       </w:r>
       <w:r>
         <w:rPr>
-          <w:rFonts w:ascii="Times New Roman" w:cs="Times New Roman" w:eastAsia="Times New Roman" w:hAnsi="Times New Roman"/>
-          <w:b w:val="0"/>
-          <w:bCs w:val="0"/>
           <w:i w:val="0"/>
           <w:iCs w:val="0"/>
           <w:smallCaps w:val="0"/>
@@ -2727,9 +2494,6 @@
       </w:r>
       <w:r>
         <w:rPr>
-          <w:rFonts w:ascii="Times New Roman" w:cs="Times New Roman" w:eastAsia="Times New Roman" w:hAnsi="Times New Roman"/>
-          <w:b w:val="0"/>
-          <w:bCs w:val="0"/>
           <w:i w:val="0"/>
           <w:iCs w:val="0"/>
           <w:smallCaps w:val="0"/>
@@ -2758,7 +2522,6 @@
       </w:pPr>
       <w:r>
         <w:rPr>
-          <w:rFonts w:ascii="Times New Roman" w:cs="Times New Roman" w:eastAsia="Times New Roman" w:hAnsi="Times New Roman"/>
           <w:b w:val="1"/>
           <w:bCs w:val="1"/>
           <w:i w:val="0"/>
@@ -2773,9 +2536,6 @@
       </w:r>
       <w:r>
         <w:rPr>
-          <w:rFonts w:ascii="Times New Roman" w:cs="Times New Roman" w:eastAsia="Times New Roman" w:hAnsi="Times New Roman"/>
-          <w:b w:val="0"/>
-          <w:bCs w:val="0"/>
           <w:i w:val="0"/>
           <w:iCs w:val="0"/>
           <w:smallCaps w:val="0"/>
@@ -2804,7 +2564,6 @@
       </w:pPr>
       <w:r>
         <w:rPr>
-          <w:rFonts w:ascii="Times New Roman" w:cs="Times New Roman" w:eastAsia="Times New Roman" w:hAnsi="Times New Roman"/>
           <w:b w:val="1"/>
           <w:bCs w:val="1"/>
           <w:i w:val="0"/>
@@ -2819,9 +2578,6 @@
       </w:r>
       <w:r>
         <w:rPr>
-          <w:rFonts w:ascii="Times New Roman" w:cs="Times New Roman" w:eastAsia="Times New Roman" w:hAnsi="Times New Roman"/>
-          <w:b w:val="0"/>
-          <w:bCs w:val="0"/>
           <w:i w:val="0"/>
           <w:iCs w:val="0"/>
           <w:smallCaps w:val="0"/>
@@ -2842,9 +2598,6 @@
       </w:r>
       <w:r>
         <w:rPr>
-          <w:rFonts w:ascii="Times New Roman" w:cs="Times New Roman" w:eastAsia="Times New Roman" w:hAnsi="Times New Roman"/>
-          <w:b w:val="0"/>
-          <w:bCs w:val="0"/>
           <w:i w:val="0"/>
           <w:iCs w:val="0"/>
           <w:smallCaps w:val="0"/>
@@ -2865,9 +2618,6 @@
       </w:r>
       <w:r>
         <w:rPr>
-          <w:rFonts w:ascii="Times New Roman" w:cs="Times New Roman" w:eastAsia="Times New Roman" w:hAnsi="Times New Roman"/>
-          <w:b w:val="0"/>
-          <w:bCs w:val="0"/>
           <w:i w:val="0"/>
           <w:iCs w:val="0"/>
           <w:smallCaps w:val="0"/>
@@ -2896,7 +2646,6 @@
       </w:pPr>
       <w:r>
         <w:rPr>
-          <w:rFonts w:ascii="Times New Roman" w:cs="Times New Roman" w:eastAsia="Times New Roman" w:hAnsi="Times New Roman"/>
           <w:b w:val="1"/>
           <w:bCs w:val="1"/>
           <w:i w:val="0"/>
@@ -2911,9 +2660,6 @@
       </w:r>
       <w:r>
         <w:rPr>
-          <w:rFonts w:ascii="Times New Roman" w:cs="Times New Roman" w:eastAsia="Times New Roman" w:hAnsi="Times New Roman"/>
-          <w:b w:val="0"/>
-          <w:bCs w:val="0"/>
           <w:i w:val="0"/>
           <w:iCs w:val="0"/>
           <w:smallCaps w:val="0"/>
@@ -2934,9 +2680,6 @@
       </w:r>
       <w:r>
         <w:rPr>
-          <w:rFonts w:ascii="Times New Roman" w:cs="Times New Roman" w:eastAsia="Times New Roman" w:hAnsi="Times New Roman"/>
-          <w:b w:val="0"/>
-          <w:bCs w:val="0"/>
           <w:i w:val="0"/>
           <w:iCs w:val="0"/>
           <w:smallCaps w:val="0"/>
@@ -2957,9 +2700,6 @@
       </w:r>
       <w:r>
         <w:rPr>
-          <w:rFonts w:ascii="Times New Roman" w:cs="Times New Roman" w:eastAsia="Times New Roman" w:hAnsi="Times New Roman"/>
-          <w:b w:val="0"/>
-          <w:bCs w:val="0"/>
           <w:i w:val="0"/>
           <w:iCs w:val="0"/>
           <w:smallCaps w:val="0"/>
@@ -2980,9 +2720,6 @@
       </w:r>
       <w:r>
         <w:rPr>
-          <w:rFonts w:ascii="Times New Roman" w:cs="Times New Roman" w:eastAsia="Times New Roman" w:hAnsi="Times New Roman"/>
-          <w:b w:val="0"/>
-          <w:bCs w:val="0"/>
           <w:i w:val="0"/>
           <w:iCs w:val="0"/>
           <w:smallCaps w:val="0"/>
@@ -2995,9 +2732,6 @@
       </w:r>
       <w:r>
         <w:rPr>
-          <w:rFonts w:ascii="Times New Roman" w:cs="Times New Roman" w:eastAsia="Times New Roman" w:hAnsi="Times New Roman"/>
-          <w:b w:val="0"/>
-          <w:bCs w:val="0"/>
           <w:i w:val="0"/>
           <w:iCs w:val="0"/>
           <w:smallCaps w:val="0"/>
@@ -3010,9 +2744,6 @@
       </w:r>
       <w:r>
         <w:rPr>
-          <w:rFonts w:ascii="Times New Roman" w:cs="Times New Roman" w:eastAsia="Times New Roman" w:hAnsi="Times New Roman"/>
-          <w:b w:val="0"/>
-          <w:bCs w:val="0"/>
           <w:i w:val="0"/>
           <w:iCs w:val="0"/>
           <w:smallCaps w:val="0"/>
@@ -3025,9 +2756,6 @@
       </w:r>
       <w:r>
         <w:rPr>
-          <w:rFonts w:ascii="Times New Roman" w:cs="Times New Roman" w:eastAsia="Times New Roman" w:hAnsi="Times New Roman"/>
-          <w:b w:val="0"/>
-          <w:bCs w:val="0"/>
           <w:i w:val="0"/>
           <w:iCs w:val="0"/>
           <w:smallCaps w:val="0"/>
@@ -3040,9 +2768,6 @@
       </w:r>
       <w:r>
         <w:rPr>
-          <w:rFonts w:ascii="Times New Roman" w:cs="Times New Roman" w:eastAsia="Times New Roman" w:hAnsi="Times New Roman"/>
-          <w:b w:val="0"/>
-          <w:bCs w:val="0"/>
           <w:i w:val="0"/>
           <w:iCs w:val="0"/>
           <w:smallCaps w:val="0"/>
@@ -3073,9 +2798,6 @@
       </w:pPr>
       <w:r>
         <w:rPr>
-          <w:rFonts w:ascii="Times New Roman" w:cs="Times New Roman" w:eastAsia="Times New Roman" w:hAnsi="Times New Roman"/>
-          <w:b w:val="0"/>
-          <w:bCs w:val="0"/>
           <w:i w:val="0"/>
           <w:iCs w:val="0"/>
           <w:smallCaps w:val="1"/>
@@ -3150,7 +2872,6 @@
             </w:pPr>
             <w:r>
               <w:rPr>
-                <w:rFonts w:ascii="Times New Roman" w:cs="Times New Roman" w:eastAsia="Times New Roman" w:hAnsi="Times New Roman"/>
                 <w:b w:val="1"/>
                 <w:bCs w:val="1"/>
                 <w:i w:val="0"/>
@@ -3195,7 +2916,6 @@
             </w:pPr>
             <w:r>
               <w:rPr>
-                <w:rFonts w:ascii="Times New Roman" w:cs="Times New Roman" w:eastAsia="Times New Roman" w:hAnsi="Times New Roman"/>
                 <w:b w:val="1"/>
                 <w:bCs w:val="1"/>
                 <w:i w:val="0"/>
@@ -3240,7 +2960,6 @@
             </w:pPr>
             <w:r>
               <w:rPr>
-                <w:rFonts w:ascii="Times New Roman" w:cs="Times New Roman" w:eastAsia="Times New Roman" w:hAnsi="Times New Roman"/>
                 <w:b w:val="1"/>
                 <w:bCs w:val="1"/>
                 <w:i w:val="0"/>
@@ -3290,9 +3009,6 @@
             </w:pPr>
             <w:r>
               <w:rPr>
-                <w:rFonts w:ascii="Times New Roman" w:cs="Times New Roman" w:eastAsia="Times New Roman" w:hAnsi="Times New Roman"/>
-                <w:b w:val="0"/>
-                <w:bCs w:val="0"/>
                 <w:i w:val="0"/>
                 <w:iCs w:val="0"/>
                 <w:smallCaps w:val="0"/>
@@ -3334,9 +3050,6 @@
             </w:pPr>
             <w:r>
               <w:rPr>
-                <w:rFonts w:ascii="Times New Roman" w:cs="Times New Roman" w:eastAsia="Times New Roman" w:hAnsi="Times New Roman"/>
-                <w:b w:val="0"/>
-                <w:bCs w:val="0"/>
                 <w:i w:val="0"/>
                 <w:iCs w:val="0"/>
                 <w:smallCaps w:val="0"/>
@@ -3378,9 +3091,6 @@
             </w:pPr>
             <w:r>
               <w:rPr>
-                <w:rFonts w:ascii="Times New Roman" w:cs="Times New Roman" w:eastAsia="Times New Roman" w:hAnsi="Times New Roman"/>
-                <w:b w:val="0"/>
-                <w:bCs w:val="0"/>
                 <w:i w:val="0"/>
                 <w:iCs w:val="0"/>
                 <w:smallCaps w:val="0"/>
@@ -3428,9 +3138,6 @@
             </w:pPr>
             <w:r>
               <w:rPr>
-                <w:rFonts w:ascii="Times New Roman" w:cs="Times New Roman" w:eastAsia="Times New Roman" w:hAnsi="Times New Roman"/>
-                <w:b w:val="0"/>
-                <w:bCs w:val="0"/>
                 <w:i w:val="0"/>
                 <w:iCs w:val="0"/>
                 <w:smallCaps w:val="0"/>
@@ -3472,9 +3179,6 @@
             </w:pPr>
             <w:r>
               <w:rPr>
-                <w:rFonts w:ascii="Times New Roman" w:cs="Times New Roman" w:eastAsia="Times New Roman" w:hAnsi="Times New Roman"/>
-                <w:b w:val="0"/>
-                <w:bCs w:val="0"/>
                 <w:i w:val="0"/>
                 <w:iCs w:val="0"/>
                 <w:smallCaps w:val="0"/>
@@ -3516,9 +3220,6 @@
             </w:pPr>
             <w:r>
               <w:rPr>
-                <w:rFonts w:ascii="Times New Roman" w:cs="Times New Roman" w:eastAsia="Times New Roman" w:hAnsi="Times New Roman"/>
-                <w:b w:val="0"/>
-                <w:bCs w:val="0"/>
                 <w:i w:val="0"/>
                 <w:iCs w:val="0"/>
                 <w:smallCaps w:val="0"/>
@@ -3566,9 +3267,6 @@
             </w:pPr>
             <w:r>
               <w:rPr>
-                <w:rFonts w:ascii="Times New Roman" w:cs="Times New Roman" w:eastAsia="Times New Roman" w:hAnsi="Times New Roman"/>
-                <w:b w:val="0"/>
-                <w:bCs w:val="0"/>
                 <w:i w:val="0"/>
                 <w:iCs w:val="0"/>
                 <w:smallCaps w:val="0"/>
@@ -3610,9 +3308,6 @@
             </w:pPr>
             <w:r>
               <w:rPr>
-                <w:rFonts w:ascii="Times New Roman" w:cs="Times New Roman" w:eastAsia="Times New Roman" w:hAnsi="Times New Roman"/>
-                <w:b w:val="0"/>
-                <w:bCs w:val="0"/>
                 <w:i w:val="0"/>
                 <w:iCs w:val="0"/>
                 <w:smallCaps w:val="0"/>
@@ -3654,9 +3349,6 @@
             </w:pPr>
             <w:r>
               <w:rPr>
-                <w:rFonts w:ascii="Times New Roman" w:cs="Times New Roman" w:eastAsia="Times New Roman" w:hAnsi="Times New Roman"/>
-                <w:b w:val="0"/>
-                <w:bCs w:val="0"/>
                 <w:i w:val="0"/>
                 <w:iCs w:val="0"/>
                 <w:smallCaps w:val="0"/>
@@ -3704,9 +3396,6 @@
             </w:pPr>
             <w:r>
               <w:rPr>
-                <w:rFonts w:ascii="Times New Roman" w:cs="Times New Roman" w:eastAsia="Times New Roman" w:hAnsi="Times New Roman"/>
-                <w:b w:val="0"/>
-                <w:bCs w:val="0"/>
                 <w:i w:val="0"/>
                 <w:iCs w:val="0"/>
                 <w:smallCaps w:val="0"/>
@@ -3748,9 +3437,6 @@
             </w:pPr>
             <w:r>
               <w:rPr>
-                <w:rFonts w:ascii="Times New Roman" w:cs="Times New Roman" w:eastAsia="Times New Roman" w:hAnsi="Times New Roman"/>
-                <w:b w:val="0"/>
-                <w:bCs w:val="0"/>
                 <w:i w:val="0"/>
                 <w:iCs w:val="0"/>
                 <w:smallCaps w:val="0"/>
@@ -3792,9 +3478,6 @@
             </w:pPr>
             <w:r>
               <w:rPr>
-                <w:rFonts w:ascii="Times New Roman" w:cs="Times New Roman" w:eastAsia="Times New Roman" w:hAnsi="Times New Roman"/>
-                <w:b w:val="0"/>
-                <w:bCs w:val="0"/>
                 <w:i w:val="0"/>
                 <w:iCs w:val="0"/>
                 <w:smallCaps w:val="0"/>
@@ -3842,9 +3525,6 @@
             </w:pPr>
             <w:r>
               <w:rPr>
-                <w:rFonts w:ascii="Times New Roman" w:cs="Times New Roman" w:eastAsia="Times New Roman" w:hAnsi="Times New Roman"/>
-                <w:b w:val="0"/>
-                <w:bCs w:val="0"/>
                 <w:i w:val="0"/>
                 <w:iCs w:val="0"/>
                 <w:smallCaps w:val="0"/>
@@ -3886,9 +3566,6 @@
             </w:pPr>
             <w:r>
               <w:rPr>
-                <w:rFonts w:ascii="Times New Roman" w:cs="Times New Roman" w:eastAsia="Times New Roman" w:hAnsi="Times New Roman"/>
-                <w:b w:val="0"/>
-                <w:bCs w:val="0"/>
                 <w:i w:val="0"/>
                 <w:iCs w:val="0"/>
                 <w:smallCaps w:val="0"/>
@@ -3930,9 +3607,6 @@
             </w:pPr>
             <w:r>
               <w:rPr>
-                <w:rFonts w:ascii="Times New Roman" w:cs="Times New Roman" w:eastAsia="Times New Roman" w:hAnsi="Times New Roman"/>
-                <w:b w:val="0"/>
-                <w:bCs w:val="0"/>
                 <w:i w:val="0"/>
                 <w:iCs w:val="0"/>
                 <w:smallCaps w:val="0"/>
@@ -3980,9 +3654,6 @@
             </w:pPr>
             <w:r>
               <w:rPr>
-                <w:rFonts w:ascii="Times New Roman" w:cs="Times New Roman" w:eastAsia="Times New Roman" w:hAnsi="Times New Roman"/>
-                <w:b w:val="0"/>
-                <w:bCs w:val="0"/>
                 <w:i w:val="0"/>
                 <w:iCs w:val="0"/>
                 <w:smallCaps w:val="0"/>
@@ -4024,9 +3695,6 @@
             </w:pPr>
             <w:r>
               <w:rPr>
-                <w:rFonts w:ascii="Times New Roman" w:cs="Times New Roman" w:eastAsia="Times New Roman" w:hAnsi="Times New Roman"/>
-                <w:b w:val="0"/>
-                <w:bCs w:val="0"/>
                 <w:i w:val="0"/>
                 <w:iCs w:val="0"/>
                 <w:smallCaps w:val="0"/>
@@ -4068,9 +3736,6 @@
             </w:pPr>
             <w:r>
               <w:rPr>
-                <w:rFonts w:ascii="Times New Roman" w:cs="Times New Roman" w:eastAsia="Times New Roman" w:hAnsi="Times New Roman"/>
-                <w:b w:val="0"/>
-                <w:bCs w:val="0"/>
                 <w:i w:val="0"/>
                 <w:iCs w:val="0"/>
                 <w:smallCaps w:val="0"/>
@@ -4118,9 +3783,6 @@
             </w:pPr>
             <w:r>
               <w:rPr>
-                <w:rFonts w:ascii="Times New Roman" w:cs="Times New Roman" w:eastAsia="Times New Roman" w:hAnsi="Times New Roman"/>
-                <w:b w:val="0"/>
-                <w:bCs w:val="0"/>
                 <w:i w:val="0"/>
                 <w:iCs w:val="0"/>
                 <w:smallCaps w:val="0"/>
@@ -4162,9 +3824,6 @@
             </w:pPr>
             <w:r>
               <w:rPr>
-                <w:rFonts w:ascii="Times New Roman" w:cs="Times New Roman" w:eastAsia="Times New Roman" w:hAnsi="Times New Roman"/>
-                <w:b w:val="0"/>
-                <w:bCs w:val="0"/>
                 <w:i w:val="0"/>
                 <w:iCs w:val="0"/>
                 <w:smallCaps w:val="0"/>
@@ -4206,9 +3865,6 @@
             </w:pPr>
             <w:r>
               <w:rPr>
-                <w:rFonts w:ascii="Times New Roman" w:cs="Times New Roman" w:eastAsia="Times New Roman" w:hAnsi="Times New Roman"/>
-                <w:b w:val="0"/>
-                <w:bCs w:val="0"/>
                 <w:i w:val="0"/>
                 <w:iCs w:val="0"/>
                 <w:smallCaps w:val="0"/>
@@ -4256,9 +3912,6 @@
             </w:pPr>
             <w:r>
               <w:rPr>
-                <w:rFonts w:ascii="Times New Roman" w:cs="Times New Roman" w:eastAsia="Times New Roman" w:hAnsi="Times New Roman"/>
-                <w:b w:val="0"/>
-                <w:bCs w:val="0"/>
                 <w:i w:val="0"/>
                 <w:iCs w:val="0"/>
                 <w:smallCaps w:val="0"/>
@@ -4300,9 +3953,6 @@
             </w:pPr>
             <w:r>
               <w:rPr>
-                <w:rFonts w:ascii="Times New Roman" w:cs="Times New Roman" w:eastAsia="Times New Roman" w:hAnsi="Times New Roman"/>
-                <w:b w:val="0"/>
-                <w:bCs w:val="0"/>
                 <w:i w:val="0"/>
                 <w:iCs w:val="0"/>
                 <w:smallCaps w:val="0"/>
@@ -4344,9 +3994,6 @@
             </w:pPr>
             <w:r>
               <w:rPr>
-                <w:rFonts w:ascii="Times New Roman" w:cs="Times New Roman" w:eastAsia="Times New Roman" w:hAnsi="Times New Roman"/>
-                <w:b w:val="0"/>
-                <w:bCs w:val="0"/>
                 <w:i w:val="0"/>
                 <w:iCs w:val="0"/>
                 <w:smallCaps w:val="0"/>
@@ -4394,9 +4041,6 @@
             </w:pPr>
             <w:r>
               <w:rPr>
-                <w:rFonts w:ascii="Times New Roman" w:cs="Times New Roman" w:eastAsia="Times New Roman" w:hAnsi="Times New Roman"/>
-                <w:b w:val="0"/>
-                <w:bCs w:val="0"/>
                 <w:i w:val="0"/>
                 <w:iCs w:val="0"/>
                 <w:smallCaps w:val="0"/>
@@ -4438,9 +4082,6 @@
             </w:pPr>
             <w:r>
               <w:rPr>
-                <w:rFonts w:ascii="Times New Roman" w:cs="Times New Roman" w:eastAsia="Times New Roman" w:hAnsi="Times New Roman"/>
-                <w:b w:val="0"/>
-                <w:bCs w:val="0"/>
                 <w:i w:val="0"/>
                 <w:iCs w:val="0"/>
                 <w:smallCaps w:val="0"/>
@@ -4482,9 +4123,6 @@
             </w:pPr>
             <w:r>
               <w:rPr>
-                <w:rFonts w:ascii="Times New Roman" w:cs="Times New Roman" w:eastAsia="Times New Roman" w:hAnsi="Times New Roman"/>
-                <w:b w:val="0"/>
-                <w:bCs w:val="0"/>
                 <w:i w:val="0"/>
                 <w:iCs w:val="0"/>
                 <w:smallCaps w:val="0"/>
@@ -4495,9 +4133,6 @@
             </w:r>
             <w:r>
               <w:rPr>
-                <w:rFonts w:ascii="Times New Roman" w:cs="Times New Roman" w:eastAsia="Times New Roman" w:hAnsi="Times New Roman"/>
-                <w:b w:val="0"/>
-                <w:bCs w:val="0"/>
                 <w:i w:val="0"/>
                 <w:iCs w:val="0"/>
                 <w:smallCaps w:val="0"/>
@@ -4545,9 +4180,6 @@
             </w:pPr>
             <w:r>
               <w:rPr>
-                <w:rFonts w:ascii="Times New Roman" w:cs="Times New Roman" w:eastAsia="Times New Roman" w:hAnsi="Times New Roman"/>
-                <w:b w:val="0"/>
-                <w:bCs w:val="0"/>
                 <w:i w:val="0"/>
                 <w:iCs w:val="0"/>
                 <w:smallCaps w:val="0"/>
@@ -4589,9 +4221,6 @@
             </w:pPr>
             <w:r>
               <w:rPr>
-                <w:rFonts w:ascii="Times New Roman" w:cs="Times New Roman" w:eastAsia="Times New Roman" w:hAnsi="Times New Roman"/>
-                <w:b w:val="0"/>
-                <w:bCs w:val="0"/>
                 <w:i w:val="0"/>
                 <w:iCs w:val="0"/>
                 <w:smallCaps w:val="0"/>
@@ -4633,9 +4262,6 @@
             </w:pPr>
             <w:r>
               <w:rPr>
-                <w:rFonts w:ascii="Times New Roman" w:cs="Times New Roman" w:eastAsia="Times New Roman" w:hAnsi="Times New Roman"/>
-                <w:b w:val="0"/>
-                <w:bCs w:val="0"/>
                 <w:i w:val="0"/>
                 <w:iCs w:val="0"/>
                 <w:smallCaps w:val="0"/>
@@ -4683,9 +4309,6 @@
             </w:pPr>
             <w:r>
               <w:rPr>
-                <w:rFonts w:ascii="Times New Roman" w:cs="Times New Roman" w:eastAsia="Times New Roman" w:hAnsi="Times New Roman"/>
-                <w:b w:val="0"/>
-                <w:bCs w:val="0"/>
                 <w:i w:val="0"/>
                 <w:iCs w:val="0"/>
                 <w:smallCaps w:val="0"/>
@@ -4727,9 +4350,6 @@
             </w:pPr>
             <w:r>
               <w:rPr>
-                <w:rFonts w:ascii="Times New Roman" w:cs="Times New Roman" w:eastAsia="Times New Roman" w:hAnsi="Times New Roman"/>
-                <w:b w:val="0"/>
-                <w:bCs w:val="0"/>
                 <w:i w:val="0"/>
                 <w:iCs w:val="0"/>
                 <w:smallCaps w:val="0"/>
@@ -4771,9 +4391,6 @@
             </w:pPr>
             <w:r>
               <w:rPr>
-                <w:rFonts w:ascii="Times New Roman" w:cs="Times New Roman" w:eastAsia="Times New Roman" w:hAnsi="Times New Roman"/>
-                <w:b w:val="0"/>
-                <w:bCs w:val="0"/>
                 <w:i w:val="0"/>
                 <w:iCs w:val="0"/>
                 <w:smallCaps w:val="0"/>
@@ -4821,9 +4438,6 @@
             </w:pPr>
             <w:r>
               <w:rPr>
-                <w:rFonts w:ascii="Times New Roman" w:cs="Times New Roman" w:eastAsia="Times New Roman" w:hAnsi="Times New Roman"/>
-                <w:b w:val="0"/>
-                <w:bCs w:val="0"/>
                 <w:i w:val="0"/>
                 <w:iCs w:val="0"/>
                 <w:smallCaps w:val="0"/>
@@ -4865,9 +4479,6 @@
             </w:pPr>
             <w:r>
               <w:rPr>
-                <w:rFonts w:ascii="Times New Roman" w:cs="Times New Roman" w:eastAsia="Times New Roman" w:hAnsi="Times New Roman"/>
-                <w:b w:val="0"/>
-                <w:bCs w:val="0"/>
                 <w:i w:val="0"/>
                 <w:iCs w:val="0"/>
                 <w:smallCaps w:val="0"/>
@@ -4909,9 +4520,6 @@
             </w:pPr>
             <w:r>
               <w:rPr>
-                <w:rFonts w:ascii="Times New Roman" w:cs="Times New Roman" w:eastAsia="Times New Roman" w:hAnsi="Times New Roman"/>
-                <w:b w:val="0"/>
-                <w:bCs w:val="0"/>
                 <w:i w:val="0"/>
                 <w:iCs w:val="0"/>
                 <w:smallCaps w:val="0"/>
@@ -4940,9 +4548,6 @@
       </w:pPr>
       <w:r>
         <w:rPr>
-          <w:rFonts w:ascii="Times New Roman" w:cs="Times New Roman" w:eastAsia="Times New Roman" w:hAnsi="Times New Roman"/>
-          <w:b w:val="0"/>
-          <w:bCs w:val="0"/>
           <w:i w:val="1"/>
           <w:iCs w:val="1"/>
           <w:smallCaps w:val="0"/>
@@ -4955,9 +4560,6 @@
       </w:r>
       <w:r>
         <w:rPr>
-          <w:rFonts w:ascii="Times New Roman" w:cs="Times New Roman" w:eastAsia="Times New Roman" w:hAnsi="Times New Roman"/>
-          <w:b w:val="0"/>
-          <w:bCs w:val="0"/>
           <w:i w:val="1"/>
           <w:iCs w:val="1"/>
           <w:smallCaps w:val="0"/>
@@ -4970,9 +4572,6 @@
       </w:r>
       <w:r>
         <w:rPr>
-          <w:rFonts w:ascii="Times New Roman" w:cs="Times New Roman" w:eastAsia="Times New Roman" w:hAnsi="Times New Roman"/>
-          <w:b w:val="0"/>
-          <w:bCs w:val="0"/>
           <w:i w:val="1"/>
           <w:iCs w:val="1"/>
           <w:smallCaps w:val="0"/>
@@ -4985,9 +4584,6 @@
       </w:r>
       <w:r>
         <w:rPr>
-          <w:rFonts w:ascii="Times New Roman" w:cs="Times New Roman" w:eastAsia="Times New Roman" w:hAnsi="Times New Roman"/>
-          <w:b w:val="0"/>
-          <w:bCs w:val="0"/>
           <w:i w:val="1"/>
           <w:iCs w:val="1"/>
           <w:smallCaps w:val="0"/>
@@ -5000,9 +4596,6 @@
       </w:r>
       <w:r>
         <w:rPr>
-          <w:rFonts w:ascii="Times New Roman" w:cs="Times New Roman" w:eastAsia="Times New Roman" w:hAnsi="Times New Roman"/>
-          <w:b w:val="0"/>
-          <w:bCs w:val="0"/>
           <w:i w:val="1"/>
           <w:iCs w:val="1"/>
           <w:smallCaps w:val="0"/>
@@ -5015,9 +4608,6 @@
       </w:r>
       <w:r>
         <w:rPr>
-          <w:rFonts w:ascii="Times New Roman" w:cs="Times New Roman" w:eastAsia="Times New Roman" w:hAnsi="Times New Roman"/>
-          <w:b w:val="0"/>
-          <w:bCs w:val="0"/>
           <w:i w:val="1"/>
           <w:iCs w:val="1"/>
           <w:smallCaps w:val="0"/>
@@ -5030,9 +4620,6 @@
       </w:r>
       <w:r>
         <w:rPr>
-          <w:rFonts w:ascii="Times New Roman" w:cs="Times New Roman" w:eastAsia="Times New Roman" w:hAnsi="Times New Roman"/>
-          <w:b w:val="0"/>
-          <w:bCs w:val="0"/>
           <w:i w:val="1"/>
           <w:iCs w:val="1"/>
           <w:smallCaps w:val="0"/>
@@ -5045,9 +4632,6 @@
       </w:r>
       <w:r>
         <w:rPr>
-          <w:rFonts w:ascii="Times New Roman" w:cs="Times New Roman" w:eastAsia="Times New Roman" w:hAnsi="Times New Roman"/>
-          <w:b w:val="0"/>
-          <w:bCs w:val="0"/>
           <w:i w:val="1"/>
           <w:iCs w:val="1"/>
           <w:smallCaps w:val="0"/>
@@ -5060,9 +4644,6 @@
       </w:r>
       <w:r>
         <w:rPr>
-          <w:rFonts w:ascii="Times New Roman" w:cs="Times New Roman" w:eastAsia="Times New Roman" w:hAnsi="Times New Roman"/>
-          <w:b w:val="0"/>
-          <w:bCs w:val="0"/>
           <w:i w:val="1"/>
           <w:iCs w:val="1"/>
           <w:smallCaps w:val="0"/>
@@ -5091,9 +4672,6 @@
       </w:pPr>
       <w:r>
         <w:rPr>
-          <w:rFonts w:ascii="Times New Roman" w:cs="Times New Roman" w:eastAsia="Times New Roman" w:hAnsi="Times New Roman"/>
-          <w:b w:val="0"/>
-          <w:bCs w:val="0"/>
           <w:i w:val="0"/>
           <w:iCs w:val="0"/>
           <w:smallCaps w:val="0"/>
@@ -5114,9 +4692,6 @@
       </w:r>
       <w:r>
         <w:rPr>
-          <w:rFonts w:ascii="Times New Roman" w:cs="Times New Roman" w:eastAsia="Times New Roman" w:hAnsi="Times New Roman"/>
-          <w:b w:val="0"/>
-          <w:bCs w:val="0"/>
           <w:i w:val="0"/>
           <w:iCs w:val="0"/>
           <w:smallCaps w:val="0"/>
@@ -5137,9 +4712,6 @@
       </w:r>
       <w:r>
         <w:rPr>
-          <w:rFonts w:ascii="Times New Roman" w:cs="Times New Roman" w:eastAsia="Times New Roman" w:hAnsi="Times New Roman"/>
-          <w:b w:val="0"/>
-          <w:bCs w:val="0"/>
           <w:i w:val="0"/>
           <w:iCs w:val="0"/>
           <w:smallCaps w:val="0"/>
@@ -5160,9 +4732,6 @@
       </w:r>
       <w:r>
         <w:rPr>
-          <w:rFonts w:ascii="Times New Roman" w:cs="Times New Roman" w:eastAsia="Times New Roman" w:hAnsi="Times New Roman"/>
-          <w:b w:val="0"/>
-          <w:bCs w:val="0"/>
           <w:i w:val="0"/>
           <w:iCs w:val="0"/>
           <w:smallCaps w:val="0"/>
@@ -5183,9 +4752,6 @@
       </w:r>
       <w:r>
         <w:rPr>
-          <w:rFonts w:ascii="Times New Roman" w:cs="Times New Roman" w:eastAsia="Times New Roman" w:hAnsi="Times New Roman"/>
-          <w:b w:val="0"/>
-          <w:bCs w:val="0"/>
           <w:i w:val="0"/>
           <w:iCs w:val="0"/>
           <w:smallCaps w:val="0"/>
@@ -5206,9 +4772,6 @@
       </w:r>
       <w:r>
         <w:rPr>
-          <w:rFonts w:ascii="Times New Roman" w:cs="Times New Roman" w:eastAsia="Times New Roman" w:hAnsi="Times New Roman"/>
-          <w:b w:val="0"/>
-          <w:bCs w:val="0"/>
           <w:i w:val="0"/>
           <w:iCs w:val="0"/>
           <w:smallCaps w:val="0"/>
@@ -5236,9 +4799,6 @@
       </w:pPr>
       <w:r>
         <w:rPr>
-          <w:rFonts w:ascii="Times New Roman" w:cs="Times New Roman" w:eastAsia="Times New Roman" w:hAnsi="Times New Roman"/>
-          <w:b w:val="0"/>
-          <w:bCs w:val="0"/>
           <w:i w:val="0"/>
           <w:iCs w:val="0"/>
           <w:smallCaps w:val="1"/>
@@ -5313,7 +4873,6 @@
             </w:pPr>
             <w:r>
               <w:rPr>
-                <w:rFonts w:ascii="Times New Roman" w:cs="Times New Roman" w:eastAsia="Times New Roman" w:hAnsi="Times New Roman"/>
                 <w:b w:val="1"/>
                 <w:bCs w:val="1"/>
                 <w:i w:val="0"/>
@@ -5358,7 +4917,6 @@
             </w:pPr>
             <w:r>
               <w:rPr>
-                <w:rFonts w:ascii="Times New Roman" w:cs="Times New Roman" w:eastAsia="Times New Roman" w:hAnsi="Times New Roman"/>
                 <w:b w:val="1"/>
                 <w:bCs w:val="1"/>
                 <w:i w:val="0"/>
@@ -5403,7 +4961,6 @@
             </w:pPr>
             <w:r>
               <w:rPr>
-                <w:rFonts w:ascii="Times New Roman" w:cs="Times New Roman" w:eastAsia="Times New Roman" w:hAnsi="Times New Roman"/>
                 <w:b w:val="1"/>
                 <w:bCs w:val="1"/>
                 <w:i w:val="0"/>
@@ -5453,9 +5010,6 @@
             </w:pPr>
             <w:r>
               <w:rPr>
-                <w:rFonts w:ascii="Times New Roman" w:cs="Times New Roman" w:eastAsia="Times New Roman" w:hAnsi="Times New Roman"/>
-                <w:b w:val="0"/>
-                <w:bCs w:val="0"/>
                 <w:i w:val="0"/>
                 <w:iCs w:val="0"/>
                 <w:smallCaps w:val="0"/>
@@ -5497,9 +5051,6 @@
             </w:pPr>
             <w:r>
               <w:rPr>
-                <w:rFonts w:ascii="Times New Roman" w:cs="Times New Roman" w:eastAsia="Times New Roman" w:hAnsi="Times New Roman"/>
-                <w:b w:val="0"/>
-                <w:bCs w:val="0"/>
                 <w:i w:val="0"/>
                 <w:iCs w:val="0"/>
                 <w:smallCaps w:val="0"/>
@@ -5541,9 +5092,6 @@
             </w:pPr>
             <w:r>
               <w:rPr>
-                <w:rFonts w:ascii="Times New Roman" w:cs="Times New Roman" w:eastAsia="Times New Roman" w:hAnsi="Times New Roman"/>
-                <w:b w:val="0"/>
-                <w:bCs w:val="0"/>
                 <w:i w:val="0"/>
                 <w:iCs w:val="0"/>
                 <w:smallCaps w:val="0"/>
@@ -5591,9 +5139,6 @@
             </w:pPr>
             <w:r>
               <w:rPr>
-                <w:rFonts w:ascii="Times New Roman" w:cs="Times New Roman" w:eastAsia="Times New Roman" w:hAnsi="Times New Roman"/>
-                <w:b w:val="0"/>
-                <w:bCs w:val="0"/>
                 <w:i w:val="0"/>
                 <w:iCs w:val="0"/>
                 <w:smallCaps w:val="0"/>
@@ -5636,8 +5181,6 @@
             <w:r>
               <w:rPr>
                 <w:rFonts w:ascii="Gungsuh" w:cs="Gungsuh" w:eastAsia="Gungsuh" w:hAnsi="Gungsuh"/>
-                <w:b w:val="0"/>
-                <w:bCs w:val="0"/>
                 <w:i w:val="0"/>
                 <w:iCs w:val="0"/>
                 <w:smallCaps w:val="0"/>
@@ -5654,9 +5197,6 @@
             </w:r>
             <w:r>
               <w:rPr>
-                <w:rFonts w:ascii="Times New Roman" w:cs="Times New Roman" w:eastAsia="Times New Roman" w:hAnsi="Times New Roman"/>
-                <w:b w:val="0"/>
-                <w:bCs w:val="0"/>
                 <w:i w:val="0"/>
                 <w:iCs w:val="0"/>
                 <w:smallCaps w:val="0"/>
@@ -5667,9 +5207,6 @@
             </w:r>
             <w:r>
               <w:rPr>
-                <w:rFonts w:ascii="Times New Roman" w:cs="Times New Roman" w:eastAsia="Times New Roman" w:hAnsi="Times New Roman"/>
-                <w:b w:val="0"/>
-                <w:bCs w:val="0"/>
                 <w:i w:val="0"/>
                 <w:iCs w:val="0"/>
                 <w:smallCaps w:val="0"/>
@@ -5680,9 +5217,6 @@
             </w:r>
             <w:r>
               <w:rPr>
-                <w:rFonts w:ascii="Times New Roman" w:cs="Times New Roman" w:eastAsia="Times New Roman" w:hAnsi="Times New Roman"/>
-                <w:b w:val="0"/>
-                <w:bCs w:val="0"/>
                 <w:i w:val="0"/>
                 <w:iCs w:val="0"/>
                 <w:smallCaps w:val="0"/>
@@ -5724,9 +5258,6 @@
             </w:pPr>
             <w:r>
               <w:rPr>
-                <w:rFonts w:ascii="Times New Roman" w:cs="Times New Roman" w:eastAsia="Times New Roman" w:hAnsi="Times New Roman"/>
-                <w:b w:val="0"/>
-                <w:bCs w:val="0"/>
                 <w:i w:val="0"/>
                 <w:iCs w:val="0"/>
                 <w:smallCaps w:val="0"/>
@@ -5774,9 +5305,6 @@
             </w:pPr>
             <w:r>
               <w:rPr>
-                <w:rFonts w:ascii="Times New Roman" w:cs="Times New Roman" w:eastAsia="Times New Roman" w:hAnsi="Times New Roman"/>
-                <w:b w:val="0"/>
-                <w:bCs w:val="0"/>
                 <w:i w:val="0"/>
                 <w:iCs w:val="0"/>
                 <w:smallCaps w:val="0"/>
@@ -5818,9 +5346,6 @@
             </w:pPr>
             <w:r>
               <w:rPr>
-                <w:rFonts w:ascii="Times New Roman" w:cs="Times New Roman" w:eastAsia="Times New Roman" w:hAnsi="Times New Roman"/>
-                <w:b w:val="0"/>
-                <w:bCs w:val="0"/>
                 <w:i w:val="0"/>
                 <w:iCs w:val="0"/>
                 <w:smallCaps w:val="0"/>
@@ -5862,9 +5387,6 @@
             </w:pPr>
             <w:r>
               <w:rPr>
-                <w:rFonts w:ascii="Times New Roman" w:cs="Times New Roman" w:eastAsia="Times New Roman" w:hAnsi="Times New Roman"/>
-                <w:b w:val="0"/>
-                <w:bCs w:val="0"/>
                 <w:i w:val="0"/>
                 <w:iCs w:val="0"/>
                 <w:smallCaps w:val="0"/>
@@ -5912,9 +5434,6 @@
             </w:pPr>
             <w:r>
               <w:rPr>
-                <w:rFonts w:ascii="Times New Roman" w:cs="Times New Roman" w:eastAsia="Times New Roman" w:hAnsi="Times New Roman"/>
-                <w:b w:val="0"/>
-                <w:bCs w:val="0"/>
                 <w:i w:val="0"/>
                 <w:iCs w:val="0"/>
                 <w:smallCaps w:val="0"/>
@@ -5956,9 +5475,6 @@
             </w:pPr>
             <w:r>
               <w:rPr>
-                <w:rFonts w:ascii="Times New Roman" w:cs="Times New Roman" w:eastAsia="Times New Roman" w:hAnsi="Times New Roman"/>
-                <w:b w:val="0"/>
-                <w:bCs w:val="0"/>
                 <w:i w:val="0"/>
                 <w:iCs w:val="0"/>
                 <w:smallCaps w:val="0"/>
@@ -6000,9 +5516,6 @@
             </w:pPr>
             <w:r>
               <w:rPr>
-                <w:rFonts w:ascii="Times New Roman" w:cs="Times New Roman" w:eastAsia="Times New Roman" w:hAnsi="Times New Roman"/>
-                <w:b w:val="0"/>
-                <w:bCs w:val="0"/>
                 <w:i w:val="0"/>
                 <w:iCs w:val="0"/>
                 <w:smallCaps w:val="0"/>
@@ -6050,7 +5563,6 @@
             </w:pPr>
             <w:r>
               <w:rPr>
-                <w:rFonts w:ascii="Times New Roman" w:cs="Times New Roman" w:eastAsia="Times New Roman" w:hAnsi="Times New Roman"/>
                 <w:b w:val="1"/>
                 <w:bCs w:val="1"/>
                 <w:i w:val="0"/>
@@ -6125,7 +5637,6 @@
             </w:pPr>
             <w:r>
               <w:rPr>
-                <w:rFonts w:ascii="Times New Roman" w:cs="Times New Roman" w:eastAsia="Times New Roman" w:hAnsi="Times New Roman"/>
                 <w:b w:val="1"/>
                 <w:bCs w:val="1"/>
                 <w:i w:val="0"/>
@@ -6175,7 +5686,6 @@
             </w:pPr>
             <w:r>
               <w:rPr>
-                <w:rFonts w:ascii="Times New Roman" w:cs="Times New Roman" w:eastAsia="Times New Roman" w:hAnsi="Times New Roman"/>
                 <w:b w:val="1"/>
                 <w:bCs w:val="1"/>
                 <w:i w:val="0"/>
@@ -6250,7 +5760,6 @@
             </w:pPr>
             <w:r>
               <w:rPr>
-                <w:rFonts w:ascii="Times New Roman" w:cs="Times New Roman" w:eastAsia="Times New Roman" w:hAnsi="Times New Roman"/>
                 <w:b w:val="1"/>
                 <w:bCs w:val="1"/>
                 <w:i w:val="0"/>
@@ -6290,9 +5799,6 @@
       </w:pPr>
       <w:r>
         <w:rPr>
-          <w:rFonts w:ascii="Times New Roman" w:cs="Times New Roman" w:eastAsia="Times New Roman" w:hAnsi="Times New Roman"/>
-          <w:b w:val="0"/>
-          <w:bCs w:val="0"/>
           <w:i w:val="1"/>
           <w:iCs w:val="1"/>
           <w:smallCaps w:val="0"/>
@@ -6320,9 +5826,6 @@
       </w:pPr>
       <w:r>
         <w:rPr>
-          <w:rFonts w:ascii="Times New Roman" w:cs="Times New Roman" w:eastAsia="Times New Roman" w:hAnsi="Times New Roman"/>
-          <w:b w:val="0"/>
-          <w:bCs w:val="0"/>
           <w:i w:val="0"/>
           <w:iCs w:val="0"/>
           <w:smallCaps w:val="0"/>
@@ -6350,9 +5853,6 @@
       </w:pPr>
       <w:r>
         <w:rPr>
-          <w:rFonts w:ascii="Times New Roman" w:cs="Times New Roman" w:eastAsia="Times New Roman" w:hAnsi="Times New Roman"/>
-          <w:b w:val="0"/>
-          <w:bCs w:val="0"/>
           <w:i w:val="0"/>
           <w:iCs w:val="0"/>
           <w:smallCaps w:val="1"/>
@@ -6431,7 +5931,6 @@
             </w:pPr>
             <w:r>
               <w:rPr>
-                <w:rFonts w:ascii="Times New Roman" w:cs="Times New Roman" w:eastAsia="Times New Roman" w:hAnsi="Times New Roman"/>
                 <w:b w:val="1"/>
                 <w:bCs w:val="1"/>
                 <w:i w:val="0"/>
@@ -6476,7 +5975,6 @@
             </w:pPr>
             <w:r>
               <w:rPr>
-                <w:rFonts w:ascii="Times New Roman" w:cs="Times New Roman" w:eastAsia="Times New Roman" w:hAnsi="Times New Roman"/>
                 <w:b w:val="1"/>
                 <w:bCs w:val="1"/>
                 <w:i w:val="0"/>
@@ -6521,7 +6019,6 @@
             </w:pPr>
             <w:r>
               <w:rPr>
-                <w:rFonts w:ascii="Times New Roman" w:cs="Times New Roman" w:eastAsia="Times New Roman" w:hAnsi="Times New Roman"/>
                 <w:b w:val="1"/>
                 <w:bCs w:val="1"/>
                 <w:i w:val="0"/>
@@ -6566,7 +6063,6 @@
             </w:pPr>
             <w:r>
               <w:rPr>
-                <w:rFonts w:ascii="Times New Roman" w:cs="Times New Roman" w:eastAsia="Times New Roman" w:hAnsi="Times New Roman"/>
                 <w:b w:val="1"/>
                 <w:bCs w:val="1"/>
                 <w:i w:val="0"/>
@@ -6611,7 +6107,6 @@
             </w:pPr>
             <w:r>
               <w:rPr>
-                <w:rFonts w:ascii="Times New Roman" w:cs="Times New Roman" w:eastAsia="Times New Roman" w:hAnsi="Times New Roman"/>
                 <w:b w:val="1"/>
                 <w:bCs w:val="1"/>
                 <w:i w:val="0"/>
@@ -6661,9 +6156,6 @@
             </w:pPr>
             <w:r>
               <w:rPr>
-                <w:rFonts w:ascii="Times New Roman" w:cs="Times New Roman" w:eastAsia="Times New Roman" w:hAnsi="Times New Roman"/>
-                <w:b w:val="0"/>
-                <w:bCs w:val="0"/>
                 <w:i w:val="0"/>
                 <w:iCs w:val="0"/>
                 <w:smallCaps w:val="0"/>
@@ -6705,9 +6197,6 @@
             </w:pPr>
             <w:r>
               <w:rPr>
-                <w:rFonts w:ascii="Times New Roman" w:cs="Times New Roman" w:eastAsia="Times New Roman" w:hAnsi="Times New Roman"/>
-                <w:b w:val="0"/>
-                <w:bCs w:val="0"/>
                 <w:i w:val="0"/>
                 <w:iCs w:val="0"/>
                 <w:smallCaps w:val="0"/>
@@ -6749,9 +6238,6 @@
             </w:pPr>
             <w:r>
               <w:rPr>
-                <w:rFonts w:ascii="Times New Roman" w:cs="Times New Roman" w:eastAsia="Times New Roman" w:hAnsi="Times New Roman"/>
-                <w:b w:val="0"/>
-                <w:bCs w:val="0"/>
                 <w:i w:val="0"/>
                 <w:iCs w:val="0"/>
                 <w:smallCaps w:val="0"/>
@@ -6832,8 +6318,6 @@
             <w:r>
               <w:rPr>
                 <w:rFonts w:ascii="Gungsuh" w:cs="Gungsuh" w:eastAsia="Gungsuh" w:hAnsi="Gungsuh"/>
-                <w:b w:val="0"/>
-                <w:bCs w:val="0"/>
                 <w:i w:val="0"/>
                 <w:iCs w:val="0"/>
                 <w:smallCaps w:val="0"/>
@@ -6881,9 +6365,6 @@
             </w:pPr>
             <w:r>
               <w:rPr>
-                <w:rFonts w:ascii="Times New Roman" w:cs="Times New Roman" w:eastAsia="Times New Roman" w:hAnsi="Times New Roman"/>
-                <w:b w:val="0"/>
-                <w:bCs w:val="0"/>
                 <w:i w:val="0"/>
                 <w:iCs w:val="0"/>
                 <w:smallCaps w:val="0"/>
@@ -6964,7 +6445,7 @@
               <w:rPr>
                 <w:rtl w:val="0"/>
               </w:rPr>
-              <w:t xml:space="preserve">1.050.000</w:t>
+              <w:t xml:space="preserve">1.250.000</w:t>
             </w:r>
             <w:r>
               <w:rPr>
@@ -6999,9 +6480,20 @@
             </w:pPr>
             <w:r>
               <w:rPr>
-                <w:rtl w:val="0"/>
-              </w:rPr>
-              <w:t xml:space="preserve">116.667</w:t>
+                <w:rFonts w:ascii="Gungsuh" w:cs="Gungsuh" w:eastAsia="Gungsuh" w:hAnsi="Gungsuh"/>
+                <w:i w:val="0"/>
+                <w:iCs w:val="0"/>
+                <w:smallCaps w:val="0"/>
+                <w:color w:val="000000"/>
+                <w:rtl w:val="0"/>
+              </w:rPr>
+              <w:t xml:space="preserve">−</w:t>
+            </w:r>
+            <w:r>
+              <w:rPr>
+                <w:rtl w:val="0"/>
+              </w:rPr>
+              <w:t xml:space="preserve">83.333</w:t>
             </w:r>
             <w:r>
               <w:rPr>
@@ -7037,8 +6529,6 @@
             <w:r>
               <w:rPr>
                 <w:rFonts w:ascii="Gungsuh" w:cs="Gungsuh" w:eastAsia="Gungsuh" w:hAnsi="Gungsuh"/>
-                <w:b w:val="0"/>
-                <w:bCs w:val="0"/>
                 <w:i w:val="0"/>
                 <w:iCs w:val="0"/>
                 <w:smallCaps w:val="0"/>
@@ -7051,7 +6541,7 @@
               <w:rPr>
                 <w:rtl w:val="0"/>
               </w:rPr>
-              <w:t xml:space="preserve">263.333</w:t>
+              <w:t xml:space="preserve">463.333</w:t>
             </w:r>
             <w:r>
               <w:rPr>
@@ -7092,9 +6582,6 @@
             </w:pPr>
             <w:r>
               <w:rPr>
-                <w:rFonts w:ascii="Times New Roman" w:cs="Times New Roman" w:eastAsia="Times New Roman" w:hAnsi="Times New Roman"/>
-                <w:b w:val="0"/>
-                <w:bCs w:val="0"/>
                 <w:i w:val="0"/>
                 <w:iCs w:val="0"/>
                 <w:smallCaps w:val="0"/>
@@ -7136,16 +6623,13 @@
             </w:pPr>
             <w:r>
               <w:rPr>
-                <w:rFonts w:ascii="Times New Roman" w:cs="Times New Roman" w:eastAsia="Times New Roman" w:hAnsi="Times New Roman"/>
-                <w:b w:val="0"/>
-                <w:bCs w:val="0"/>
-                <w:i w:val="0"/>
-                <w:iCs w:val="0"/>
-                <w:smallCaps w:val="0"/>
-                <w:color w:val="000000"/>
-                <w:rtl w:val="0"/>
-              </w:rPr>
-              <w:t xml:space="preserve">1.840.000</w:t>
+                <w:i w:val="0"/>
+                <w:iCs w:val="0"/>
+                <w:smallCaps w:val="0"/>
+                <w:color w:val="000000"/>
+                <w:rtl w:val="0"/>
+              </w:rPr>
+              <w:t xml:space="preserve">2.166.667</w:t>
             </w:r>
             <w:r>
               <w:rPr>
@@ -7182,7 +6666,7 @@
               <w:rPr>
                 <w:rtl w:val="0"/>
               </w:rPr>
-              <w:t xml:space="preserve">1.452.000</w:t>
+              <w:t xml:space="preserve">1.800.000</w:t>
             </w:r>
             <w:r>
               <w:rPr>
@@ -7219,7 +6703,7 @@
               <w:rPr>
                 <w:rtl w:val="0"/>
               </w:rPr>
-              <w:t xml:space="preserve">388.000</w:t>
+              <w:t xml:space="preserve">366.667</w:t>
             </w:r>
             <w:r>
               <w:rPr>
@@ -7254,9 +6738,20 @@
             </w:pPr>
             <w:r>
               <w:rPr>
-                <w:rtl w:val="0"/>
-              </w:rPr>
-              <w:t xml:space="preserve">124.667</w:t>
+                <w:rFonts w:ascii="Gungsuh" w:cs="Gungsuh" w:eastAsia="Gungsuh" w:hAnsi="Gungsuh"/>
+                <w:i w:val="0"/>
+                <w:iCs w:val="0"/>
+                <w:smallCaps w:val="0"/>
+                <w:color w:val="000000"/>
+                <w:rtl w:val="0"/>
+              </w:rPr>
+              <w:t xml:space="preserve">−</w:t>
+            </w:r>
+            <w:r>
+              <w:rPr>
+                <w:rtl w:val="0"/>
+              </w:rPr>
+              <w:t xml:space="preserve">96.667</w:t>
             </w:r>
             <w:r>
               <w:rPr>
@@ -7297,9 +6792,6 @@
             </w:pPr>
             <w:r>
               <w:rPr>
-                <w:rFonts w:ascii="Times New Roman" w:cs="Times New Roman" w:eastAsia="Times New Roman" w:hAnsi="Times New Roman"/>
-                <w:b w:val="0"/>
-                <w:bCs w:val="0"/>
                 <w:i w:val="0"/>
                 <w:iCs w:val="0"/>
                 <w:smallCaps w:val="0"/>
@@ -7343,7 +6835,7 @@
               <w:rPr>
                 <w:rtl w:val="0"/>
               </w:rPr>
-              <w:t xml:space="preserve">3.213.333</w:t>
+              <w:t xml:space="preserve">3.400.000</w:t>
             </w:r>
             <w:r>
               <w:rPr>
@@ -7380,7 +6872,7 @@
               <w:rPr>
                 <w:rtl w:val="0"/>
               </w:rPr>
-              <w:t xml:space="preserve">2.214.000</w:t>
+              <w:t xml:space="preserve">2.520.000</w:t>
             </w:r>
             <w:r>
               <w:rPr>
@@ -7417,7 +6909,7 @@
               <w:rPr>
                 <w:rtl w:val="0"/>
               </w:rPr>
-              <w:t xml:space="preserve">999.333</w:t>
+              <w:t xml:space="preserve">880.000</w:t>
             </w:r>
             <w:r>
               <w:rPr>
@@ -7454,7 +6946,7 @@
               <w:rPr>
                 <w:rtl w:val="0"/>
               </w:rPr>
-              <w:t xml:space="preserve">1.124.000</w:t>
+              <w:t xml:space="preserve">783.333</w:t>
             </w:r>
             <w:r>
               <w:rPr>
@@ -7495,9 +6987,6 @@
             </w:pPr>
             <w:r>
               <w:rPr>
-                <w:rFonts w:ascii="Times New Roman" w:cs="Times New Roman" w:eastAsia="Times New Roman" w:hAnsi="Times New Roman"/>
-                <w:b w:val="0"/>
-                <w:bCs w:val="0"/>
                 <w:i w:val="0"/>
                 <w:iCs w:val="0"/>
                 <w:smallCaps w:val="0"/>
@@ -7541,7 +7030,7 @@
               <w:rPr>
                 <w:rtl w:val="0"/>
               </w:rPr>
-              <w:t xml:space="preserve">5.040.000</w:t>
+              <w:t xml:space="preserve">4.833.333</w:t>
             </w:r>
             <w:r>
               <w:rPr>
@@ -7578,7 +7067,7 @@
               <w:rPr>
                 <w:rtl w:val="0"/>
               </w:rPr>
-              <w:t xml:space="preserve">3.212.000</w:t>
+              <w:t xml:space="preserve">3.300.000</w:t>
             </w:r>
             <w:r>
               <w:rPr>
@@ -7615,7 +7104,7 @@
               <w:rPr>
                 <w:rtl w:val="0"/>
               </w:rPr>
-              <w:t xml:space="preserve">1.828.000</w:t>
+              <w:t xml:space="preserve">1.533.333</w:t>
             </w:r>
             <w:r>
               <w:rPr>
@@ -7652,7 +7141,7 @@
               <w:rPr>
                 <w:rtl w:val="0"/>
               </w:rPr>
-              <w:t xml:space="preserve">2.952.000</w:t>
+              <w:t xml:space="preserve">2.316.667</w:t>
             </w:r>
             <w:r>
               <w:rPr>
@@ -7693,9 +7182,6 @@
             </w:pPr>
             <w:r>
               <w:rPr>
-                <w:rFonts w:ascii="Times New Roman" w:cs="Times New Roman" w:eastAsia="Times New Roman" w:hAnsi="Times New Roman"/>
-                <w:b w:val="0"/>
-                <w:bCs w:val="0"/>
                 <w:i w:val="0"/>
                 <w:iCs w:val="0"/>
                 <w:smallCaps w:val="0"/>
@@ -7739,7 +7225,7 @@
               <w:rPr>
                 <w:rtl w:val="0"/>
               </w:rPr>
-              <w:t xml:space="preserve">7.500.000</w:t>
+              <w:t xml:space="preserve">6.233.333</w:t>
             </w:r>
             <w:r>
               <w:rPr>
@@ -7776,7 +7262,7 @@
               <w:rPr>
                 <w:rtl w:val="0"/>
               </w:rPr>
-              <w:t xml:space="preserve">4.450.000</w:t>
+              <w:t xml:space="preserve">4.070.000</w:t>
             </w:r>
             <w:r>
               <w:rPr>
@@ -7813,7 +7299,7 @@
               <w:rPr>
                 <w:rtl w:val="0"/>
               </w:rPr>
-              <w:t xml:space="preserve">3.050.000</w:t>
+              <w:t xml:space="preserve">2.163.333</w:t>
             </w:r>
             <w:r>
               <w:rPr>
@@ -7850,7 +7336,7 @@
               <w:rPr>
                 <w:rtl w:val="0"/>
               </w:rPr>
-              <w:t xml:space="preserve">6.002.000</w:t>
+              <w:t xml:space="preserve">4.480.000</w:t>
             </w:r>
             <w:r>
               <w:rPr>
@@ -7872,9 +7358,6 @@
       </w:pPr>
       <w:r>
         <w:rPr>
-          <w:rFonts w:ascii="Times New Roman" w:cs="Times New Roman" w:eastAsia="Times New Roman" w:hAnsi="Times New Roman"/>
-          <w:b w:val="0"/>
-          <w:bCs w:val="0"/>
           <w:i w:val="1"/>
           <w:iCs w:val="1"/>
           <w:smallCaps w:val="0"/>
@@ -7902,9 +7385,6 @@
       </w:pPr>
       <w:r>
         <w:rPr>
-          <w:rFonts w:ascii="Times New Roman" w:cs="Times New Roman" w:eastAsia="Times New Roman" w:hAnsi="Times New Roman"/>
-          <w:b w:val="0"/>
-          <w:bCs w:val="0"/>
           <w:i w:val="0"/>
           <w:iCs w:val="0"/>
           <w:smallCaps w:val="1"/>
@@ -7981,7 +7461,6 @@
             </w:pPr>
             <w:r>
               <w:rPr>
-                <w:rFonts w:ascii="Times New Roman" w:cs="Times New Roman" w:eastAsia="Times New Roman" w:hAnsi="Times New Roman"/>
                 <w:b w:val="1"/>
                 <w:bCs w:val="1"/>
                 <w:i w:val="0"/>
@@ -8026,7 +7505,6 @@
             </w:pPr>
             <w:r>
               <w:rPr>
-                <w:rFonts w:ascii="Times New Roman" w:cs="Times New Roman" w:eastAsia="Times New Roman" w:hAnsi="Times New Roman"/>
                 <w:b w:val="1"/>
                 <w:bCs w:val="1"/>
                 <w:i w:val="0"/>
@@ -8071,7 +7549,6 @@
             </w:pPr>
             <w:r>
               <w:rPr>
-                <w:rFonts w:ascii="Times New Roman" w:cs="Times New Roman" w:eastAsia="Times New Roman" w:hAnsi="Times New Roman"/>
                 <w:b w:val="1"/>
                 <w:bCs w:val="1"/>
                 <w:i w:val="0"/>
@@ -8116,7 +7593,6 @@
             </w:pPr>
             <w:r>
               <w:rPr>
-                <w:rFonts w:ascii="Times New Roman" w:cs="Times New Roman" w:eastAsia="Times New Roman" w:hAnsi="Times New Roman"/>
                 <w:b w:val="1"/>
                 <w:bCs w:val="1"/>
                 <w:i w:val="0"/>
@@ -8166,9 +7642,6 @@
             </w:pPr>
             <w:r>
               <w:rPr>
-                <w:rFonts w:ascii="Times New Roman" w:cs="Times New Roman" w:eastAsia="Times New Roman" w:hAnsi="Times New Roman"/>
-                <w:b w:val="0"/>
-                <w:bCs w:val="0"/>
                 <w:i w:val="0"/>
                 <w:iCs w:val="0"/>
                 <w:smallCaps w:val="0"/>
@@ -8210,9 +7683,6 @@
             </w:pPr>
             <w:r>
               <w:rPr>
-                <w:rFonts w:ascii="Times New Roman" w:cs="Times New Roman" w:eastAsia="Times New Roman" w:hAnsi="Times New Roman"/>
-                <w:b w:val="0"/>
-                <w:bCs w:val="0"/>
                 <w:i w:val="0"/>
                 <w:iCs w:val="0"/>
                 <w:smallCaps w:val="0"/>
@@ -8254,9 +7724,6 @@
             </w:pPr>
             <w:r>
               <w:rPr>
-                <w:rFonts w:ascii="Times New Roman" w:cs="Times New Roman" w:eastAsia="Times New Roman" w:hAnsi="Times New Roman"/>
-                <w:b w:val="0"/>
-                <w:bCs w:val="0"/>
                 <w:i w:val="0"/>
                 <w:iCs w:val="0"/>
                 <w:smallCaps w:val="0"/>
@@ -8298,9 +7765,6 @@
             </w:pPr>
             <w:r>
               <w:rPr>
-                <w:rFonts w:ascii="Times New Roman" w:cs="Times New Roman" w:eastAsia="Times New Roman" w:hAnsi="Times New Roman"/>
-                <w:b w:val="0"/>
-                <w:bCs w:val="0"/>
                 <w:i w:val="0"/>
                 <w:iCs w:val="0"/>
                 <w:smallCaps w:val="0"/>
@@ -8348,9 +7812,6 @@
             </w:pPr>
             <w:r>
               <w:rPr>
-                <w:rFonts w:ascii="Times New Roman" w:cs="Times New Roman" w:eastAsia="Times New Roman" w:hAnsi="Times New Roman"/>
-                <w:b w:val="0"/>
-                <w:bCs w:val="0"/>
                 <w:i w:val="0"/>
                 <w:iCs w:val="0"/>
                 <w:smallCaps w:val="0"/>
@@ -8394,7 +7855,7 @@
               <w:rPr>
                 <w:rtl w:val="0"/>
               </w:rPr>
-              <w:t xml:space="preserve">R$2.58 mi</w:t>
+              <w:t xml:space="preserve">R$1,96 mi</w:t>
             </w:r>
             <w:r>
               <w:rPr>
@@ -8429,9 +7890,10 @@
             </w:pPr>
             <w:r>
               <w:rPr>
-                <w:rtl w:val="0"/>
-              </w:rPr>
-              <w:t xml:space="preserve">R$0.52 mi</w:t>
+                <w:rFonts w:ascii="Gungsuh" w:cs="Gungsuh" w:eastAsia="Gungsuh" w:hAnsi="Gungsuh"/>
+                <w:rtl w:val="0"/>
+              </w:rPr>
+              <w:t xml:space="preserve">−R$0,54 mi</w:t>
             </w:r>
             <w:r>
               <w:rPr>
@@ -8470,12 +7932,7 @@
                 <w:szCs w:val="24"/>
                 <w:rtl w:val="0"/>
               </w:rPr>
-              <w:t xml:space="preserve">R$2.87 mi</w:t>
-            </w:r>
-            <w:r>
-              <w:rPr>
-                <w:rtl w:val="0"/>
-              </w:rPr>
+              <w:t xml:space="preserve">R$2,43 mi</w:t>
             </w:r>
           </w:p>
         </w:tc>
@@ -8511,9 +7968,6 @@
             </w:pPr>
             <w:r>
               <w:rPr>
-                <w:rFonts w:ascii="Times New Roman" w:cs="Times New Roman" w:eastAsia="Times New Roman" w:hAnsi="Times New Roman"/>
-                <w:b w:val="0"/>
-                <w:bCs w:val="0"/>
                 <w:i w:val="0"/>
                 <w:iCs w:val="0"/>
                 <w:smallCaps w:val="0"/>
@@ -8524,9 +7978,6 @@
             </w:r>
             <w:r>
               <w:rPr>
-                <w:rFonts w:ascii="Times New Roman" w:cs="Times New Roman" w:eastAsia="Times New Roman" w:hAnsi="Times New Roman"/>
-                <w:b w:val="0"/>
-                <w:bCs w:val="0"/>
                 <w:i w:val="0"/>
                 <w:iCs w:val="0"/>
                 <w:smallCaps w:val="0"/>
@@ -8537,9 +7988,6 @@
             </w:r>
             <w:r>
               <w:rPr>
-                <w:rFonts w:ascii="Times New Roman" w:cs="Times New Roman" w:eastAsia="Times New Roman" w:hAnsi="Times New Roman"/>
-                <w:b w:val="0"/>
-                <w:bCs w:val="0"/>
                 <w:i w:val="0"/>
                 <w:iCs w:val="0"/>
                 <w:smallCaps w:val="0"/>
@@ -8583,7 +8031,7 @@
               <w:rPr>
                 <w:rtl w:val="0"/>
               </w:rPr>
-              <w:t xml:space="preserve">R$1.94 mi</w:t>
+              <w:t xml:space="preserve">R$1,52 mi</w:t>
             </w:r>
             <w:r>
               <w:rPr>
@@ -8618,9 +8066,10 @@
             </w:pPr>
             <w:r>
               <w:rPr>
-                <w:rtl w:val="0"/>
-              </w:rPr>
-              <w:t xml:space="preserve">R$0.18 mi</w:t>
+                <w:rFonts w:ascii="Gungsuh" w:cs="Gungsuh" w:eastAsia="Gungsuh" w:hAnsi="Gungsuh"/>
+                <w:rtl w:val="0"/>
+              </w:rPr>
+              <w:t xml:space="preserve">−R$0,62 mi</w:t>
             </w:r>
             <w:r>
               <w:rPr>
@@ -8659,12 +8108,7 @@
                 <w:szCs w:val="24"/>
                 <w:rtl w:val="0"/>
               </w:rPr>
-              <w:t xml:space="preserve">R$2.16 mi</w:t>
-            </w:r>
-            <w:r>
-              <w:rPr>
-                <w:rtl w:val="0"/>
-              </w:rPr>
+              <w:t xml:space="preserve">R$1,92 mi</w:t>
             </w:r>
           </w:p>
         </w:tc>
@@ -8700,9 +8144,6 @@
             </w:pPr>
             <w:r>
               <w:rPr>
-                <w:rFonts w:ascii="Times New Roman" w:cs="Times New Roman" w:eastAsia="Times New Roman" w:hAnsi="Times New Roman"/>
-                <w:b w:val="0"/>
-                <w:bCs w:val="0"/>
                 <w:i w:val="0"/>
                 <w:iCs w:val="0"/>
                 <w:smallCaps w:val="0"/>
@@ -8746,7 +8187,7 @@
               <w:rPr>
                 <w:rtl w:val="0"/>
               </w:rPr>
-              <w:t xml:space="preserve">R$1.16 mi</w:t>
+              <w:t xml:space="preserve">R$0,97 mi</w:t>
             </w:r>
             <w:r>
               <w:rPr>
@@ -8784,7 +8225,7 @@
                 <w:rFonts w:ascii="Gungsuh" w:cs="Gungsuh" w:eastAsia="Gungsuh" w:hAnsi="Gungsuh"/>
                 <w:rtl w:val="0"/>
               </w:rPr>
-              <w:t xml:space="preserve">−R$0.23 mi</w:t>
+              <w:t xml:space="preserve">−R$0,71 mi</w:t>
             </w:r>
             <w:r>
               <w:rPr>
@@ -8823,12 +8264,7 @@
                 <w:szCs w:val="24"/>
                 <w:rtl w:val="0"/>
               </w:rPr>
-              <w:t xml:space="preserve">R$1.38 mi</w:t>
-            </w:r>
-            <w:r>
-              <w:rPr>
-                <w:rtl w:val="0"/>
-              </w:rPr>
+              <w:t xml:space="preserve">R$1,29 mi</w:t>
             </w:r>
           </w:p>
         </w:tc>
@@ -8864,9 +8300,6 @@
             </w:pPr>
             <w:r>
               <w:rPr>
-                <w:rFonts w:ascii="Times New Roman" w:cs="Times New Roman" w:eastAsia="Times New Roman" w:hAnsi="Times New Roman"/>
-                <w:b w:val="0"/>
-                <w:bCs w:val="0"/>
                 <w:i w:val="0"/>
                 <w:iCs w:val="0"/>
                 <w:smallCaps w:val="0"/>
@@ -8910,7 +8343,7 @@
               <w:rPr>
                 <w:rtl w:val="0"/>
               </w:rPr>
-              <w:t xml:space="preserve">63,9%</w:t>
+              <w:t xml:space="preserve">74,3%</w:t>
             </w:r>
             <w:r>
               <w:rPr>
@@ -8947,7 +8380,13 @@
               <w:rPr>
                 <w:rtl w:val="0"/>
               </w:rPr>
-              <w:t xml:space="preserve">22,8%</w:t>
+              <w:t xml:space="preserve">neg</w:t>
+            </w:r>
+            <w:r>
+              <w:rPr>
+                <w:rtl w:val="0"/>
+              </w:rPr>
+              <w:t xml:space="preserve">.</w:t>
             </w:r>
             <w:r>
               <w:rPr>
@@ -8986,12 +8425,7 @@
                 <w:szCs w:val="24"/>
                 <w:rtl w:val="0"/>
               </w:rPr>
-              <w:t xml:space="preserve">69,4%</w:t>
-            </w:r>
-            <w:r>
-              <w:rPr>
-                <w:rtl w:val="0"/>
-              </w:rPr>
+              <w:t xml:space="preserve">91,5%</w:t>
             </w:r>
           </w:p>
         </w:tc>
@@ -9027,9 +8461,6 @@
             </w:pPr>
             <w:r>
               <w:rPr>
-                <w:rFonts w:ascii="Times New Roman" w:cs="Times New Roman" w:eastAsia="Times New Roman" w:hAnsi="Times New Roman"/>
-                <w:b w:val="0"/>
-                <w:bCs w:val="0"/>
                 <w:i w:val="0"/>
                 <w:iCs w:val="0"/>
                 <w:smallCaps w:val="0"/>
@@ -9071,16 +8502,13 @@
             </w:pPr>
             <w:r>
               <w:rPr>
-                <w:rFonts w:ascii="Times New Roman" w:cs="Times New Roman" w:eastAsia="Times New Roman" w:hAnsi="Times New Roman"/>
-                <w:b w:val="0"/>
-                <w:bCs w:val="0"/>
-                <w:i w:val="0"/>
-                <w:iCs w:val="0"/>
-                <w:smallCaps w:val="0"/>
-                <w:color w:val="000000"/>
-                <w:rtl w:val="0"/>
-              </w:rPr>
-              <w:t xml:space="preserve"> 3,08 anos</w:t>
+                <w:i w:val="0"/>
+                <w:iCs w:val="0"/>
+                <w:smallCaps w:val="0"/>
+                <w:color w:val="000000"/>
+                <w:rtl w:val="0"/>
+              </w:rPr>
+              <w:t xml:space="preserve"> 2,45 anos</w:t>
             </w:r>
             <w:r>
               <w:rPr>
@@ -9115,35 +8543,21 @@
             </w:pPr>
             <w:r>
               <w:rPr>
-                <w:rFonts w:ascii="Times New Roman" w:cs="Times New Roman" w:eastAsia="Times New Roman" w:hAnsi="Times New Roman"/>
-                <w:b w:val="0"/>
-                <w:bCs w:val="0"/>
-                <w:i w:val="0"/>
-                <w:iCs w:val="0"/>
-                <w:smallCaps w:val="0"/>
-                <w:color w:val="000000"/>
-                <w:rtl w:val="0"/>
-              </w:rPr>
-              <w:t xml:space="preserve">4,</w:t>
-            </w:r>
-            <w:r>
-              <w:rPr>
-                <w:rtl w:val="0"/>
-              </w:rPr>
-              <w:t xml:space="preserve">63</w:t>
-            </w:r>
-            <w:r>
-              <w:rPr>
-                <w:rFonts w:ascii="Times New Roman" w:cs="Times New Roman" w:eastAsia="Times New Roman" w:hAnsi="Times New Roman"/>
-                <w:b w:val="0"/>
-                <w:bCs w:val="0"/>
-                <w:i w:val="0"/>
-                <w:iCs w:val="0"/>
-                <w:smallCaps w:val="0"/>
-                <w:color w:val="000000"/>
-                <w:rtl w:val="0"/>
-              </w:rPr>
-              <w:t xml:space="preserve"> anos</w:t>
+                <w:rtl w:val="0"/>
+              </w:rPr>
+              <w:t xml:space="preserve">não </w:t>
+            </w:r>
+            <w:r>
+              <w:rPr>
+                <w:rtl w:val="0"/>
+              </w:rPr>
+              <w:t xml:space="preserve">recup</w:t>
+            </w:r>
+            <w:r>
+              <w:rPr>
+                <w:rtl w:val="0"/>
+              </w:rPr>
+              <w:t xml:space="preserve">.</w:t>
             </w:r>
             <w:r>
               <w:rPr>
@@ -9182,12 +8596,7 @@
                 <w:szCs w:val="24"/>
                 <w:rtl w:val="0"/>
               </w:rPr>
-              <w:t xml:space="preserve">2,86 anos</w:t>
-            </w:r>
-            <w:r>
-              <w:rPr>
-                <w:rtl w:val="0"/>
-              </w:rPr>
+              <w:t xml:space="preserve">2,11 anos</w:t>
             </w:r>
           </w:p>
         </w:tc>
@@ -9223,9 +8632,6 @@
             </w:pPr>
             <w:r>
               <w:rPr>
-                <w:rFonts w:ascii="Times New Roman" w:cs="Times New Roman" w:eastAsia="Times New Roman" w:hAnsi="Times New Roman"/>
-                <w:b w:val="0"/>
-                <w:bCs w:val="0"/>
                 <w:i w:val="0"/>
                 <w:iCs w:val="0"/>
                 <w:smallCaps w:val="0"/>
@@ -9267,28 +8673,22 @@
             </w:pPr>
             <w:r>
               <w:rPr>
-                <w:rFonts w:ascii="Times New Roman" w:cs="Times New Roman" w:eastAsia="Times New Roman" w:hAnsi="Times New Roman"/>
-                <w:b w:val="0"/>
-                <w:bCs w:val="0"/>
-                <w:i w:val="0"/>
-                <w:iCs w:val="0"/>
-                <w:smallCaps w:val="0"/>
-                <w:color w:val="000000"/>
-                <w:rtl w:val="0"/>
-              </w:rPr>
-              <w:t xml:space="preserve">3,</w:t>
-            </w:r>
-            <w:r>
-              <w:rPr>
-                <w:rtl w:val="0"/>
-              </w:rPr>
-              <w:t xml:space="preserve">47</w:t>
-            </w:r>
-            <w:r>
-              <w:rPr>
-                <w:rFonts w:ascii="Times New Roman" w:cs="Times New Roman" w:eastAsia="Times New Roman" w:hAnsi="Times New Roman"/>
-                <w:b w:val="0"/>
-                <w:bCs w:val="0"/>
+                <w:i w:val="0"/>
+                <w:iCs w:val="0"/>
+                <w:smallCaps w:val="0"/>
+                <w:color w:val="000000"/>
+                <w:rtl w:val="0"/>
+              </w:rPr>
+              <w:t xml:space="preserve">2,</w:t>
+            </w:r>
+            <w:r>
+              <w:rPr>
+                <w:rtl w:val="0"/>
+              </w:rPr>
+              <w:t xml:space="preserve">87</w:t>
+            </w:r>
+            <w:r>
+              <w:rPr>
                 <w:i w:val="0"/>
                 <w:iCs w:val="0"/>
                 <w:smallCaps w:val="0"/>
@@ -9332,20 +8732,19 @@
               <w:rPr>
                 <w:rtl w:val="0"/>
               </w:rPr>
-              <w:t xml:space="preserve">5,12</w:t>
-            </w:r>
-            <w:r>
-              <w:rPr>
-                <w:rFonts w:ascii="Times New Roman" w:cs="Times New Roman" w:eastAsia="Times New Roman" w:hAnsi="Times New Roman"/>
-                <w:b w:val="0"/>
-                <w:bCs w:val="0"/>
-                <w:i w:val="0"/>
-                <w:iCs w:val="0"/>
-                <w:smallCaps w:val="0"/>
-                <w:color w:val="000000"/>
-                <w:rtl w:val="0"/>
-              </w:rPr>
-              <w:t xml:space="preserve"> anos</w:t>
+              <w:t xml:space="preserve">não </w:t>
+            </w:r>
+            <w:r>
+              <w:rPr>
+                <w:rtl w:val="0"/>
+              </w:rPr>
+              <w:t xml:space="preserve">recup</w:t>
+            </w:r>
+            <w:r>
+              <w:rPr>
+                <w:rtl w:val="0"/>
+              </w:rPr>
+              <w:t xml:space="preserve">.</w:t>
             </w:r>
             <w:r>
               <w:rPr>
@@ -9384,12 +8783,7 @@
                 <w:szCs w:val="24"/>
                 <w:rtl w:val="0"/>
               </w:rPr>
-              <w:t xml:space="preserve">3,28 anos</w:t>
-            </w:r>
-            <w:r>
-              <w:rPr>
-                <w:rtl w:val="0"/>
-              </w:rPr>
+              <w:t xml:space="preserve">2,38 anos</w:t>
             </w:r>
           </w:p>
         </w:tc>
@@ -9425,9 +8819,6 @@
             </w:pPr>
             <w:r>
               <w:rPr>
-                <w:rFonts w:ascii="Times New Roman" w:cs="Times New Roman" w:eastAsia="Times New Roman" w:hAnsi="Times New Roman"/>
-                <w:b w:val="0"/>
-                <w:bCs w:val="0"/>
                 <w:i w:val="0"/>
                 <w:iCs w:val="0"/>
                 <w:smallCaps w:val="0"/>
@@ -9471,7 +8862,7 @@
               <w:rPr>
                 <w:rtl w:val="0"/>
               </w:rPr>
-              <w:t xml:space="preserve">6,18</w:t>
+              <w:t xml:space="preserve">5,00</w:t>
             </w:r>
             <w:r>
               <w:rPr>
@@ -9508,7 +8899,7 @@
               <w:rPr>
                 <w:rtl w:val="0"/>
               </w:rPr>
-              <w:t xml:space="preserve">1,48</w:t>
+              <w:t xml:space="preserve">&lt;0</w:t>
             </w:r>
             <w:r>
               <w:rPr>
@@ -9545,7 +8936,7 @@
               <w:rPr>
                 <w:rtl w:val="0"/>
               </w:rPr>
-              <w:t xml:space="preserve">6,67</w:t>
+              <w:t xml:space="preserve">6,06</w:t>
             </w:r>
             <w:r>
               <w:rPr>
@@ -9586,9 +8977,6 @@
             </w:pPr>
             <w:r>
               <w:rPr>
-                <w:rFonts w:ascii="Times New Roman" w:cs="Times New Roman" w:eastAsia="Times New Roman" w:hAnsi="Times New Roman"/>
-                <w:b w:val="0"/>
-                <w:bCs w:val="0"/>
                 <w:i w:val="0"/>
                 <w:iCs w:val="0"/>
                 <w:smallCaps w:val="0"/>
@@ -9632,7 +9020,7 @@
               <w:rPr>
                 <w:rtl w:val="0"/>
               </w:rPr>
-              <w:t xml:space="preserve">43,8% a.a.</w:t>
+              <w:t xml:space="preserve">38,0% a.a.</w:t>
             </w:r>
             <w:r>
               <w:rPr>
@@ -9669,7 +9057,7 @@
               <w:rPr>
                 <w:rtl w:val="0"/>
               </w:rPr>
-              <w:t xml:space="preserve">8,1% a.a.</w:t>
+              <w:t xml:space="preserve">—</w:t>
             </w:r>
             <w:r>
               <w:rPr>
@@ -9706,7 +9094,7 @@
               <w:rPr>
                 <w:rtl w:val="0"/>
               </w:rPr>
-              <w:t xml:space="preserve">46,2% a.a.</w:t>
+              <w:t xml:space="preserve">43,4% a.a.</w:t>
             </w:r>
             <w:r>
               <w:rPr>
@@ -9733,9 +9121,6 @@
       </w:pPr>
       <w:r>
         <w:rPr>
-          <w:rFonts w:ascii="Times New Roman" w:cs="Times New Roman" w:eastAsia="Times New Roman" w:hAnsi="Times New Roman"/>
-          <w:b w:val="0"/>
-          <w:bCs w:val="0"/>
           <w:i w:val="1"/>
           <w:iCs w:val="1"/>
           <w:smallCaps w:val="0"/>
@@ -9764,9 +9149,6 @@
       </w:pPr>
       <w:r>
         <w:rPr>
-          <w:rFonts w:ascii="Times New Roman" w:cs="Times New Roman" w:eastAsia="Times New Roman" w:hAnsi="Times New Roman"/>
-          <w:b w:val="0"/>
-          <w:bCs w:val="0"/>
           <w:i w:val="0"/>
           <w:iCs w:val="0"/>
           <w:smallCaps w:val="0"/>
@@ -9783,22 +9165,19 @@
           <w:szCs w:val="24"/>
           <w:rtl w:val="0"/>
         </w:rPr>
-        <w:t xml:space="preserve">15</w:t>
-      </w:r>
-      <w:r>
-        <w:rPr>
-          <w:rFonts w:ascii="Times New Roman" w:cs="Times New Roman" w:eastAsia="Times New Roman" w:hAnsi="Times New Roman"/>
-          <w:b w:val="0"/>
-          <w:bCs w:val="0"/>
-          <w:i w:val="0"/>
-          <w:iCs w:val="0"/>
-          <w:smallCaps w:val="0"/>
-          <w:color w:val="000000"/>
-          <w:sz w:val="24"/>
-          <w:szCs w:val="24"/>
-          <w:rtl w:val="0"/>
-        </w:rPr>
-        <w:t xml:space="preserve"> unidades no Ano 5) e de margem fina; seu VPL é muito menor, com payback próximo de 4,7 anos e valor negativo sob TMA de 30%. Recomenda-se rejeitar B como núcleo, mantendo-o, no máximo, como serviço premium pago pelo cliente.</w:t>
+        <w:t xml:space="preserve">13</w:t>
+      </w:r>
+      <w:r>
+        <w:rPr>
+          <w:i w:val="0"/>
+          <w:iCs w:val="0"/>
+          <w:smallCaps w:val="0"/>
+          <w:color w:val="000000"/>
+          <w:sz w:val="24"/>
+          <w:szCs w:val="24"/>
+          <w:rtl w:val="0"/>
+        </w:rPr>
+        <w:t xml:space="preserve"> unidades no Ano 5) e de margem fina; seu VPL é negativo em todos os níveis de TMA testados e o investimento não se recupera no horizonte de cinco anos. Recomenda-se rejeitar B como núcleo, mantendo-o, no máximo, como serviço premium pago pelo cliente.</w:t>
       </w:r>
       <w:r>
         <w:rPr>
@@ -9818,7 +9197,6 @@
       </w:pPr>
       <w:r>
         <w:rPr>
-          <w:rFonts w:ascii="Times New Roman" w:cs="Times New Roman" w:eastAsia="Times New Roman" w:hAnsi="Times New Roman"/>
           <w:b w:val="1"/>
           <w:bCs w:val="1"/>
           <w:i w:val="0"/>
@@ -9833,18 +9211,15 @@
       </w:r>
       <w:r>
         <w:rPr>
-          <w:rFonts w:ascii="Times New Roman" w:cs="Times New Roman" w:eastAsia="Times New Roman" w:hAnsi="Times New Roman"/>
-          <w:b w:val="0"/>
-          <w:bCs w:val="0"/>
-          <w:i w:val="0"/>
-          <w:iCs w:val="0"/>
-          <w:smallCaps w:val="0"/>
-          <w:color w:val="000000"/>
-          <w:sz w:val="24"/>
-          <w:szCs w:val="24"/>
-          <w:rtl w:val="0"/>
-        </w:rPr>
-        <w:t xml:space="preserve">A pergunta admite três respostas, da mais simples à mais rigorosa, para o modelo C: o break-even operacional (o fluxo anual deixa de ser negativo) ocorre no Ano 2 (+R$ 388 mil); o payback simples é de cerca de 2,7 anos; e o payback descontado — definição mais rigorosa de início de criação de riqueza — é de cerca de 3,1 anos. Como o horizonte é de 5 anos, o projeto é viável: VPL positivo, TIR muito acima da TMA e IBC maior que 1.</w:t>
+          <w:i w:val="0"/>
+          <w:iCs w:val="0"/>
+          <w:smallCaps w:val="0"/>
+          <w:color w:val="000000"/>
+          <w:sz w:val="24"/>
+          <w:szCs w:val="24"/>
+          <w:rtl w:val="0"/>
+        </w:rPr>
+        <w:t xml:space="preserve">A pergunta admite três respostas, da mais simples à mais rigorosa, para o modelo C: o break-even operacional (o fluxo anual deixa de ser negativo) ocorre no Ano 2 (+R$ 367 mil); o payback simples é de cerca de 2,1 anos; e o payback descontado — definição mais rigorosa de início de criação de riqueza — é de cerca de 2,4 anos. Como o horizonte é de 5 anos, o projeto é viável: VPL positivo, TIR muito acima da TMA e IBC maior que 1.</w:t>
       </w:r>
       <w:r>
         <w:rPr>
@@ -9864,7 +9239,6 @@
       </w:pPr>
       <w:r>
         <w:rPr>
-          <w:rFonts w:ascii="Times New Roman" w:cs="Times New Roman" w:eastAsia="Times New Roman" w:hAnsi="Times New Roman"/>
           <w:b w:val="1"/>
           <w:bCs w:val="1"/>
           <w:i w:val="0"/>
@@ -9879,9 +9253,6 @@
       </w:r>
       <w:r>
         <w:rPr>
-          <w:rFonts w:ascii="Times New Roman" w:cs="Times New Roman" w:eastAsia="Times New Roman" w:hAnsi="Times New Roman"/>
-          <w:b w:val="0"/>
-          <w:bCs w:val="0"/>
           <w:i w:val="0"/>
           <w:iCs w:val="0"/>
           <w:smallCaps w:val="0"/>
@@ -9909,9 +9280,6 @@
       </w:pPr>
       <w:r>
         <w:rPr>
-          <w:rFonts w:ascii="Times New Roman" w:cs="Times New Roman" w:eastAsia="Times New Roman" w:hAnsi="Times New Roman"/>
-          <w:b w:val="0"/>
-          <w:bCs w:val="0"/>
           <w:i w:val="0"/>
           <w:iCs w:val="0"/>
           <w:smallCaps w:val="1"/>
@@ -9986,7 +9354,6 @@
             </w:pPr>
             <w:r>
               <w:rPr>
-                <w:rFonts w:ascii="Times New Roman" w:cs="Times New Roman" w:eastAsia="Times New Roman" w:hAnsi="Times New Roman"/>
                 <w:b w:val="1"/>
                 <w:bCs w:val="1"/>
                 <w:i w:val="0"/>
@@ -10031,7 +9398,6 @@
             </w:pPr>
             <w:r>
               <w:rPr>
-                <w:rFonts w:ascii="Times New Roman" w:cs="Times New Roman" w:eastAsia="Times New Roman" w:hAnsi="Times New Roman"/>
                 <w:b w:val="1"/>
                 <w:bCs w:val="1"/>
                 <w:i w:val="0"/>
@@ -10076,7 +9442,6 @@
             </w:pPr>
             <w:r>
               <w:rPr>
-                <w:rFonts w:ascii="Times New Roman" w:cs="Times New Roman" w:eastAsia="Times New Roman" w:hAnsi="Times New Roman"/>
                 <w:b w:val="1"/>
                 <w:bCs w:val="1"/>
                 <w:i w:val="0"/>
@@ -10126,9 +9491,6 @@
             </w:pPr>
             <w:r>
               <w:rPr>
-                <w:rFonts w:ascii="Times New Roman" w:cs="Times New Roman" w:eastAsia="Times New Roman" w:hAnsi="Times New Roman"/>
-                <w:b w:val="0"/>
-                <w:bCs w:val="0"/>
                 <w:i w:val="0"/>
                 <w:iCs w:val="0"/>
                 <w:smallCaps w:val="0"/>
@@ -10172,7 +9534,7 @@
               <w:rPr>
                 <w:rtl w:val="0"/>
               </w:rPr>
-              <w:t xml:space="preserve">R$3,5–4,2 mi</w:t>
+              <w:t xml:space="preserve">R$4,3 mi</w:t>
             </w:r>
             <w:r>
               <w:rPr>
@@ -10207,9 +9569,6 @@
             </w:pPr>
             <w:r>
               <w:rPr>
-                <w:rFonts w:ascii="Times New Roman" w:cs="Times New Roman" w:eastAsia="Times New Roman" w:hAnsi="Times New Roman"/>
-                <w:b w:val="0"/>
-                <w:bCs w:val="0"/>
                 <w:i w:val="0"/>
                 <w:iCs w:val="0"/>
                 <w:smallCaps w:val="0"/>
@@ -10257,9 +9616,6 @@
             </w:pPr>
             <w:r>
               <w:rPr>
-                <w:rFonts w:ascii="Times New Roman" w:cs="Times New Roman" w:eastAsia="Times New Roman" w:hAnsi="Times New Roman"/>
-                <w:b w:val="0"/>
-                <w:bCs w:val="0"/>
                 <w:i w:val="0"/>
                 <w:iCs w:val="0"/>
                 <w:smallCaps w:val="0"/>
@@ -10303,7 +9659,7 @@
               <w:rPr>
                 <w:rtl w:val="0"/>
               </w:rPr>
-              <w:t xml:space="preserve">R$2,16 mi</w:t>
+              <w:t xml:space="preserve">R$1,92 mi</w:t>
             </w:r>
             <w:r>
               <w:rPr>
@@ -10338,9 +9694,6 @@
             </w:pPr>
             <w:r>
               <w:rPr>
-                <w:rFonts w:ascii="Times New Roman" w:cs="Times New Roman" w:eastAsia="Times New Roman" w:hAnsi="Times New Roman"/>
-                <w:b w:val="0"/>
-                <w:bCs w:val="0"/>
                 <w:i w:val="0"/>
                 <w:iCs w:val="0"/>
                 <w:smallCaps w:val="0"/>
@@ -10389,8 +9742,6 @@
             <w:r>
               <w:rPr>
                 <w:rFonts w:ascii="Gungsuh" w:cs="Gungsuh" w:eastAsia="Gungsuh" w:hAnsi="Gungsuh"/>
-                <w:b w:val="0"/>
-                <w:bCs w:val="0"/>
                 <w:i w:val="0"/>
                 <w:iCs w:val="0"/>
                 <w:smallCaps w:val="0"/>
@@ -10432,9 +9783,10 @@
             </w:pPr>
             <w:r>
               <w:rPr>
-                <w:rtl w:val="0"/>
-              </w:rPr>
-              <w:t xml:space="preserve">R$0,18–0,94 mi</w:t>
+                <w:rFonts w:ascii="Gungsuh" w:cs="Gungsuh" w:eastAsia="Gungsuh" w:hAnsi="Gungsuh"/>
+                <w:rtl w:val="0"/>
+              </w:rPr>
+              <w:t xml:space="preserve">−R$1,2 a +R$0,45 mi</w:t>
             </w:r>
             <w:r>
               <w:rPr>
@@ -10471,7 +9823,7 @@
               <w:rPr>
                 <w:rtl w:val="0"/>
               </w:rPr>
-              <w:t xml:space="preserve">Viável com risco elevado</w:t>
+              <w:t xml:space="preserve">Inviável se custos rígidos</w:t>
             </w:r>
             <w:r>
               <w:rPr>
@@ -10493,9 +9845,6 @@
       </w:pPr>
       <w:r>
         <w:rPr>
-          <w:rFonts w:ascii="Times New Roman" w:cs="Times New Roman" w:eastAsia="Times New Roman" w:hAnsi="Times New Roman"/>
-          <w:b w:val="0"/>
-          <w:bCs w:val="0"/>
           <w:i w:val="1"/>
           <w:iCs w:val="1"/>
           <w:smallCaps w:val="0"/>
@@ -10524,9 +9873,6 @@
       </w:pPr>
       <w:r>
         <w:rPr>
-          <w:rFonts w:ascii="Times New Roman" w:cs="Times New Roman" w:eastAsia="Times New Roman" w:hAnsi="Times New Roman"/>
-          <w:b w:val="0"/>
-          <w:bCs w:val="0"/>
           <w:i w:val="0"/>
           <w:iCs w:val="0"/>
           <w:smallCaps w:val="0"/>
@@ -10547,9 +9893,6 @@
       </w:r>
       <w:r>
         <w:rPr>
-          <w:rFonts w:ascii="Times New Roman" w:cs="Times New Roman" w:eastAsia="Times New Roman" w:hAnsi="Times New Roman"/>
-          <w:b w:val="0"/>
-          <w:bCs w:val="0"/>
           <w:i w:val="0"/>
           <w:iCs w:val="0"/>
           <w:smallCaps w:val="0"/>
@@ -10577,9 +9920,6 @@
       </w:pPr>
       <w:r>
         <w:rPr>
-          <w:rFonts w:ascii="Times New Roman" w:cs="Times New Roman" w:eastAsia="Times New Roman" w:hAnsi="Times New Roman"/>
-          <w:b w:val="0"/>
-          <w:bCs w:val="0"/>
           <w:i w:val="0"/>
           <w:iCs w:val="0"/>
           <w:smallCaps w:val="1"/>
@@ -10608,9 +9948,6 @@
       </w:pPr>
       <w:r>
         <w:rPr>
-          <w:rFonts w:ascii="Times New Roman" w:cs="Times New Roman" w:eastAsia="Times New Roman" w:hAnsi="Times New Roman"/>
-          <w:b w:val="0"/>
-          <w:bCs w:val="0"/>
           <w:i w:val="0"/>
           <w:iCs w:val="0"/>
           <w:smallCaps w:val="0"/>
@@ -10639,9 +9976,6 @@
       </w:pPr>
       <w:r>
         <w:rPr>
-          <w:rFonts w:ascii="Times New Roman" w:cs="Times New Roman" w:eastAsia="Times New Roman" w:hAnsi="Times New Roman"/>
-          <w:b w:val="0"/>
-          <w:bCs w:val="0"/>
           <w:i w:val="0"/>
           <w:iCs w:val="0"/>
           <w:smallCaps w:val="0"/>
@@ -10654,9 +9988,6 @@
       </w:r>
       <w:r>
         <w:rPr>
-          <w:rFonts w:ascii="Times New Roman" w:cs="Times New Roman" w:eastAsia="Times New Roman" w:hAnsi="Times New Roman"/>
-          <w:b w:val="0"/>
-          <w:bCs w:val="0"/>
           <w:i w:val="0"/>
           <w:iCs w:val="0"/>
           <w:smallCaps w:val="0"/>
@@ -10669,9 +10000,6 @@
       </w:r>
       <w:r>
         <w:rPr>
-          <w:rFonts w:ascii="Times New Roman" w:cs="Times New Roman" w:eastAsia="Times New Roman" w:hAnsi="Times New Roman"/>
-          <w:b w:val="0"/>
-          <w:bCs w:val="0"/>
           <w:i w:val="0"/>
           <w:iCs w:val="0"/>
           <w:smallCaps w:val="0"/>
@@ -10700,7 +10028,6 @@
       </w:pPr>
       <w:r>
         <w:rPr>
-          <w:rFonts w:ascii="Times New Roman" w:cs="Times New Roman" w:eastAsia="Times New Roman" w:hAnsi="Times New Roman"/>
           <w:b w:val="1"/>
           <w:bCs w:val="1"/>
           <w:i w:val="0"/>
@@ -10715,9 +10042,6 @@
       </w:r>
       <w:r>
         <w:rPr>
-          <w:rFonts w:ascii="Times New Roman" w:cs="Times New Roman" w:eastAsia="Times New Roman" w:hAnsi="Times New Roman"/>
-          <w:b w:val="0"/>
-          <w:bCs w:val="0"/>
           <w:i w:val="0"/>
           <w:iCs w:val="0"/>
           <w:smallCaps w:val="0"/>
@@ -10738,9 +10062,6 @@
       </w:r>
       <w:r>
         <w:rPr>
-          <w:rFonts w:ascii="Times New Roman" w:cs="Times New Roman" w:eastAsia="Times New Roman" w:hAnsi="Times New Roman"/>
-          <w:b w:val="0"/>
-          <w:bCs w:val="0"/>
           <w:i w:val="0"/>
           <w:iCs w:val="0"/>
           <w:smallCaps w:val="0"/>
@@ -10761,9 +10082,6 @@
       </w:r>
       <w:r>
         <w:rPr>
-          <w:rFonts w:ascii="Times New Roman" w:cs="Times New Roman" w:eastAsia="Times New Roman" w:hAnsi="Times New Roman"/>
-          <w:b w:val="0"/>
-          <w:bCs w:val="0"/>
           <w:i w:val="0"/>
           <w:iCs w:val="0"/>
           <w:smallCaps w:val="0"/>
@@ -10784,9 +10102,6 @@
       </w:r>
       <w:r>
         <w:rPr>
-          <w:rFonts w:ascii="Times New Roman" w:cs="Times New Roman" w:eastAsia="Times New Roman" w:hAnsi="Times New Roman"/>
-          <w:b w:val="0"/>
-          <w:bCs w:val="0"/>
           <w:i w:val="0"/>
           <w:iCs w:val="0"/>
           <w:smallCaps w:val="0"/>
@@ -10807,9 +10122,6 @@
       </w:r>
       <w:r>
         <w:rPr>
-          <w:rFonts w:ascii="Times New Roman" w:cs="Times New Roman" w:eastAsia="Times New Roman" w:hAnsi="Times New Roman"/>
-          <w:b w:val="0"/>
-          <w:bCs w:val="0"/>
           <w:i w:val="0"/>
           <w:iCs w:val="0"/>
           <w:smallCaps w:val="0"/>
@@ -10830,9 +10142,6 @@
       </w:r>
       <w:r>
         <w:rPr>
-          <w:rFonts w:ascii="Times New Roman" w:cs="Times New Roman" w:eastAsia="Times New Roman" w:hAnsi="Times New Roman"/>
-          <w:b w:val="0"/>
-          <w:bCs w:val="0"/>
           <w:i w:val="0"/>
           <w:iCs w:val="0"/>
           <w:smallCaps w:val="0"/>
@@ -10861,7 +10170,6 @@
       </w:pPr>
       <w:r>
         <w:rPr>
-          <w:rFonts w:ascii="Times New Roman" w:cs="Times New Roman" w:eastAsia="Times New Roman" w:hAnsi="Times New Roman"/>
           <w:b w:val="1"/>
           <w:bCs w:val="1"/>
           <w:i w:val="0"/>
@@ -10876,9 +10184,6 @@
       </w:r>
       <w:r>
         <w:rPr>
-          <w:rFonts w:ascii="Times New Roman" w:cs="Times New Roman" w:eastAsia="Times New Roman" w:hAnsi="Times New Roman"/>
-          <w:b w:val="0"/>
-          <w:bCs w:val="0"/>
           <w:i w:val="0"/>
           <w:iCs w:val="0"/>
           <w:smallCaps w:val="0"/>
@@ -10899,9 +10204,6 @@
       </w:r>
       <w:r>
         <w:rPr>
-          <w:rFonts w:ascii="Times New Roman" w:cs="Times New Roman" w:eastAsia="Times New Roman" w:hAnsi="Times New Roman"/>
-          <w:b w:val="0"/>
-          <w:bCs w:val="0"/>
           <w:i w:val="0"/>
           <w:iCs w:val="0"/>
           <w:smallCaps w:val="0"/>
@@ -10930,7 +10232,6 @@
       </w:pPr>
       <w:r>
         <w:rPr>
-          <w:rFonts w:ascii="Times New Roman" w:cs="Times New Roman" w:eastAsia="Times New Roman" w:hAnsi="Times New Roman"/>
           <w:b w:val="1"/>
           <w:bCs w:val="1"/>
           <w:i w:val="0"/>
@@ -10945,9 +10246,6 @@
       </w:r>
       <w:r>
         <w:rPr>
-          <w:rFonts w:ascii="Times New Roman" w:cs="Times New Roman" w:eastAsia="Times New Roman" w:hAnsi="Times New Roman"/>
-          <w:b w:val="0"/>
-          <w:bCs w:val="0"/>
           <w:i w:val="0"/>
           <w:iCs w:val="0"/>
           <w:smallCaps w:val="0"/>
@@ -10970,9 +10268,6 @@
         <w:ind w:left="0" w:firstLine="0"/>
         <w:jc w:val="both"/>
         <w:rPr>
-          <w:rFonts w:ascii="Times New Roman" w:cs="Times New Roman" w:eastAsia="Times New Roman" w:hAnsi="Times New Roman"/>
-          <w:b w:val="0"/>
-          <w:bCs w:val="0"/>
           <w:i w:val="0"/>
           <w:iCs w:val="0"/>
           <w:smallCaps w:val="0"/>
@@ -10999,9 +10294,6 @@
       </w:pPr>
       <w:r>
         <w:rPr>
-          <w:rFonts w:ascii="Times New Roman" w:cs="Times New Roman" w:eastAsia="Times New Roman" w:hAnsi="Times New Roman"/>
-          <w:b w:val="0"/>
-          <w:bCs w:val="0"/>
           <w:i w:val="0"/>
           <w:iCs w:val="0"/>
           <w:smallCaps w:val="1"/>
@@ -11030,9 +10322,6 @@
       </w:pPr>
       <w:r>
         <w:rPr>
-          <w:rFonts w:ascii="Times New Roman" w:cs="Times New Roman" w:eastAsia="Times New Roman" w:hAnsi="Times New Roman"/>
-          <w:b w:val="0"/>
-          <w:bCs w:val="0"/>
           <w:i w:val="0"/>
           <w:iCs w:val="0"/>
           <w:smallCaps w:val="0"/>
@@ -11053,9 +10342,6 @@
       </w:r>
       <w:r>
         <w:rPr>
-          <w:rFonts w:ascii="Times New Roman" w:cs="Times New Roman" w:eastAsia="Times New Roman" w:hAnsi="Times New Roman"/>
-          <w:b w:val="0"/>
-          <w:bCs w:val="0"/>
           <w:i w:val="0"/>
           <w:iCs w:val="0"/>
           <w:smallCaps w:val="0"/>
@@ -11083,9 +10369,6 @@
       </w:pPr>
       <w:r>
         <w:rPr>
-          <w:rFonts w:ascii="Times New Roman" w:cs="Times New Roman" w:eastAsia="Times New Roman" w:hAnsi="Times New Roman"/>
-          <w:b w:val="0"/>
-          <w:bCs w:val="0"/>
           <w:i w:val="0"/>
           <w:iCs w:val="0"/>
           <w:smallCaps w:val="1"/>
@@ -11122,18 +10405,15 @@
       </w:r>
       <w:r>
         <w:rPr>
-          <w:rFonts w:ascii="Times New Roman" w:cs="Times New Roman" w:eastAsia="Times New Roman" w:hAnsi="Times New Roman"/>
-          <w:b w:val="0"/>
-          <w:bCs w:val="0"/>
-          <w:i w:val="0"/>
-          <w:iCs w:val="0"/>
-          <w:smallCaps w:val="0"/>
-          <w:color w:val="000000"/>
-          <w:sz w:val="24"/>
-          <w:szCs w:val="24"/>
-          <w:rtl w:val="0"/>
-        </w:rPr>
-        <w:t xml:space="preserve">O problema é real e validado pelo mercado: o risco não é de demanda, mas de execução comercial. A solução tem diferencial defensável — integração, operação offline-first e tradução em prescrição acionável — e é construível em fases. Financeiramente, no modelo recomendado (Híbrido), a análise indica viabilidade: VPL positivo e TIR muito acima da TMA em todos os níveis testados (14,25%, 20% e 30%), com payback descontado de aproximadamente três anos.</w:t>
+          <w:i w:val="0"/>
+          <w:iCs w:val="0"/>
+          <w:smallCaps w:val="0"/>
+          <w:color w:val="000000"/>
+          <w:sz w:val="24"/>
+          <w:szCs w:val="24"/>
+          <w:rtl w:val="0"/>
+        </w:rPr>
+        <w:t xml:space="preserve">O problema é real e validado pelo mercado: o risco não é de demanda, mas de execução comercial. A solução tem diferencial defensável — integração, operação offline-first e tradução em prescrição acionável — e é construível em fases. Financeiramente, no modelo recomendado (Híbrido), a análise indica viabilidade: VPL positivo e TIR muito acima da TMA em todos os níveis testados (14,25%, 20% e 30%), com payback descontado de aproximadamente dois anos e meio.</w:t>
       </w:r>
       <w:r>
         <w:rPr>
@@ -11153,9 +10433,6 @@
       </w:pPr>
       <w:r>
         <w:rPr>
-          <w:rFonts w:ascii="Times New Roman" w:cs="Times New Roman" w:eastAsia="Times New Roman" w:hAnsi="Times New Roman"/>
-          <w:b w:val="0"/>
-          <w:bCs w:val="0"/>
           <w:i w:val="0"/>
           <w:iCs w:val="0"/>
           <w:smallCaps w:val="0"/>
@@ -11176,9 +10453,6 @@
       </w:r>
       <w:r>
         <w:rPr>
-          <w:rFonts w:ascii="Times New Roman" w:cs="Times New Roman" w:eastAsia="Times New Roman" w:hAnsi="Times New Roman"/>
-          <w:b w:val="0"/>
-          <w:bCs w:val="0"/>
           <w:i w:val="0"/>
           <w:iCs w:val="0"/>
           <w:smallCaps w:val="0"/>
@@ -11206,9 +10480,6 @@
       </w:pPr>
       <w:r>
         <w:rPr>
-          <w:rFonts w:ascii="Times New Roman" w:cs="Times New Roman" w:eastAsia="Times New Roman" w:hAnsi="Times New Roman"/>
-          <w:b w:val="0"/>
-          <w:bCs w:val="0"/>
           <w:i w:val="0"/>
           <w:iCs w:val="0"/>
           <w:smallCaps w:val="1"/>
@@ -11237,9 +10508,6 @@
       </w:pPr>
       <w:r>
         <w:rPr>
-          <w:rFonts w:ascii="Times New Roman" w:cs="Times New Roman" w:eastAsia="Times New Roman" w:hAnsi="Times New Roman"/>
-          <w:b w:val="0"/>
-          <w:bCs w:val="0"/>
           <w:i w:val="0"/>
           <w:iCs w:val="0"/>
           <w:smallCaps w:val="0"/>
@@ -11266,9 +10534,6 @@
       </w:pPr>
       <w:r>
         <w:rPr>
-          <w:rFonts w:ascii="Times New Roman" w:cs="Times New Roman" w:eastAsia="Times New Roman" w:hAnsi="Times New Roman"/>
-          <w:b w:val="0"/>
-          <w:bCs w:val="0"/>
           <w:i w:val="0"/>
           <w:iCs w:val="0"/>
           <w:smallCaps w:val="0"/>
@@ -11279,9 +10544,6 @@
       </w:r>
       <w:r>
         <w:rPr>
-          <w:rFonts w:ascii="Times New Roman" w:cs="Times New Roman" w:eastAsia="Times New Roman" w:hAnsi="Times New Roman"/>
-          <w:b w:val="0"/>
-          <w:bCs w:val="0"/>
           <w:i w:val="0"/>
           <w:iCs w:val="0"/>
           <w:smallCaps w:val="0"/>
@@ -11292,9 +10554,6 @@
       </w:r>
       <w:r>
         <w:rPr>
-          <w:rFonts w:ascii="Times New Roman" w:cs="Times New Roman" w:eastAsia="Times New Roman" w:hAnsi="Times New Roman"/>
-          <w:b w:val="0"/>
-          <w:bCs w:val="0"/>
           <w:i w:val="0"/>
           <w:iCs w:val="0"/>
           <w:smallCaps w:val="0"/>
@@ -11321,9 +10580,6 @@
       </w:pPr>
       <w:r>
         <w:rPr>
-          <w:rFonts w:ascii="Times New Roman" w:cs="Times New Roman" w:eastAsia="Times New Roman" w:hAnsi="Times New Roman"/>
-          <w:b w:val="0"/>
-          <w:bCs w:val="0"/>
           <w:i w:val="0"/>
           <w:iCs w:val="0"/>
           <w:smallCaps w:val="0"/>
@@ -11350,9 +10606,6 @@
       </w:pPr>
       <w:r>
         <w:rPr>
-          <w:rFonts w:ascii="Times New Roman" w:cs="Times New Roman" w:eastAsia="Times New Roman" w:hAnsi="Times New Roman"/>
-          <w:b w:val="0"/>
-          <w:bCs w:val="0"/>
           <w:i w:val="0"/>
           <w:iCs w:val="0"/>
           <w:smallCaps w:val="0"/>
@@ -11379,9 +10632,6 @@
       </w:pPr>
       <w:r>
         <w:rPr>
-          <w:rFonts w:ascii="Times New Roman" w:cs="Times New Roman" w:eastAsia="Times New Roman" w:hAnsi="Times New Roman"/>
-          <w:b w:val="0"/>
-          <w:bCs w:val="0"/>
           <w:i w:val="0"/>
           <w:iCs w:val="0"/>
           <w:smallCaps w:val="0"/>
@@ -11392,9 +10642,6 @@
       </w:r>
       <w:r>
         <w:rPr>
-          <w:rFonts w:ascii="Times New Roman" w:cs="Times New Roman" w:eastAsia="Times New Roman" w:hAnsi="Times New Roman"/>
-          <w:b w:val="0"/>
-          <w:bCs w:val="0"/>
           <w:i w:val="0"/>
           <w:iCs w:val="0"/>
           <w:smallCaps w:val="0"/>
@@ -11405,9 +10652,6 @@
       </w:r>
       <w:r>
         <w:rPr>
-          <w:rFonts w:ascii="Times New Roman" w:cs="Times New Roman" w:eastAsia="Times New Roman" w:hAnsi="Times New Roman"/>
-          <w:b w:val="0"/>
-          <w:bCs w:val="0"/>
           <w:i w:val="0"/>
           <w:iCs w:val="0"/>
           <w:smallCaps w:val="0"/>
@@ -11418,9 +10662,6 @@
       </w:r>
       <w:r>
         <w:rPr>
-          <w:rFonts w:ascii="Times New Roman" w:cs="Times New Roman" w:eastAsia="Times New Roman" w:hAnsi="Times New Roman"/>
-          <w:b w:val="0"/>
-          <w:bCs w:val="0"/>
           <w:i w:val="0"/>
           <w:iCs w:val="0"/>
           <w:smallCaps w:val="0"/>
@@ -11431,9 +10672,6 @@
       </w:r>
       <w:r>
         <w:rPr>
-          <w:rFonts w:ascii="Times New Roman" w:cs="Times New Roman" w:eastAsia="Times New Roman" w:hAnsi="Times New Roman"/>
-          <w:b w:val="0"/>
-          <w:bCs w:val="0"/>
           <w:i w:val="0"/>
           <w:iCs w:val="0"/>
           <w:smallCaps w:val="0"/>
@@ -11460,9 +10698,6 @@
       </w:pPr>
       <w:r>
         <w:rPr>
-          <w:rFonts w:ascii="Times New Roman" w:cs="Times New Roman" w:eastAsia="Times New Roman" w:hAnsi="Times New Roman"/>
-          <w:b w:val="0"/>
-          <w:bCs w:val="0"/>
           <w:i w:val="0"/>
           <w:iCs w:val="0"/>
           <w:smallCaps w:val="0"/>
@@ -11473,9 +10708,6 @@
       </w:r>
       <w:r>
         <w:rPr>
-          <w:rFonts w:ascii="Times New Roman" w:cs="Times New Roman" w:eastAsia="Times New Roman" w:hAnsi="Times New Roman"/>
-          <w:b w:val="0"/>
-          <w:bCs w:val="0"/>
           <w:i w:val="0"/>
           <w:iCs w:val="0"/>
           <w:smallCaps w:val="0"/>
@@ -11486,9 +10718,6 @@
       </w:r>
       <w:r>
         <w:rPr>
-          <w:rFonts w:ascii="Times New Roman" w:cs="Times New Roman" w:eastAsia="Times New Roman" w:hAnsi="Times New Roman"/>
-          <w:b w:val="0"/>
-          <w:bCs w:val="0"/>
           <w:i w:val="0"/>
           <w:iCs w:val="0"/>
           <w:smallCaps w:val="0"/>
@@ -11515,9 +10744,6 @@
       </w:pPr>
       <w:r>
         <w:rPr>
-          <w:rFonts w:ascii="Times New Roman" w:cs="Times New Roman" w:eastAsia="Times New Roman" w:hAnsi="Times New Roman"/>
-          <w:b w:val="0"/>
-          <w:bCs w:val="0"/>
           <w:i w:val="0"/>
           <w:iCs w:val="0"/>
           <w:smallCaps w:val="0"/>
@@ -11544,9 +10770,6 @@
       </w:pPr>
       <w:r>
         <w:rPr>
-          <w:rFonts w:ascii="Times New Roman" w:cs="Times New Roman" w:eastAsia="Times New Roman" w:hAnsi="Times New Roman"/>
-          <w:b w:val="0"/>
-          <w:bCs w:val="0"/>
           <w:i w:val="0"/>
           <w:iCs w:val="0"/>
           <w:smallCaps w:val="0"/>
@@ -11573,9 +10796,6 @@
       </w:pPr>
       <w:r>
         <w:rPr>
-          <w:rFonts w:ascii="Times New Roman" w:cs="Times New Roman" w:eastAsia="Times New Roman" w:hAnsi="Times New Roman"/>
-          <w:b w:val="0"/>
-          <w:bCs w:val="0"/>
           <w:i w:val="0"/>
           <w:iCs w:val="0"/>
           <w:smallCaps w:val="0"/>
@@ -11602,9 +10822,6 @@
       </w:pPr>
       <w:r>
         <w:rPr>
-          <w:rFonts w:ascii="Times New Roman" w:cs="Times New Roman" w:eastAsia="Times New Roman" w:hAnsi="Times New Roman"/>
-          <w:b w:val="0"/>
-          <w:bCs w:val="0"/>
           <w:i w:val="0"/>
           <w:iCs w:val="0"/>
           <w:smallCaps w:val="0"/>
@@ -11631,9 +10848,6 @@
       </w:pPr>
       <w:r>
         <w:rPr>
-          <w:rFonts w:ascii="Times New Roman" w:cs="Times New Roman" w:eastAsia="Times New Roman" w:hAnsi="Times New Roman"/>
-          <w:b w:val="0"/>
-          <w:bCs w:val="0"/>
           <w:i w:val="0"/>
           <w:iCs w:val="0"/>
           <w:smallCaps w:val="0"/>
@@ -11660,9 +10874,6 @@
       </w:pPr>
       <w:r>
         <w:rPr>
-          <w:rFonts w:ascii="Times New Roman" w:cs="Times New Roman" w:eastAsia="Times New Roman" w:hAnsi="Times New Roman"/>
-          <w:b w:val="0"/>
-          <w:bCs w:val="0"/>
           <w:i w:val="0"/>
           <w:iCs w:val="0"/>
           <w:smallCaps w:val="0"/>
@@ -11689,9 +10900,6 @@
       </w:pPr>
       <w:r>
         <w:rPr>
-          <w:rFonts w:ascii="Times New Roman" w:cs="Times New Roman" w:eastAsia="Times New Roman" w:hAnsi="Times New Roman"/>
-          <w:b w:val="0"/>
-          <w:bCs w:val="0"/>
           <w:i w:val="0"/>
           <w:iCs w:val="0"/>
           <w:smallCaps w:val="0"/>
@@ -11718,9 +10926,6 @@
       </w:pPr>
       <w:r>
         <w:rPr>
-          <w:rFonts w:ascii="Times New Roman" w:cs="Times New Roman" w:eastAsia="Times New Roman" w:hAnsi="Times New Roman"/>
-          <w:b w:val="0"/>
-          <w:bCs w:val="0"/>
           <w:i w:val="0"/>
           <w:iCs w:val="0"/>
           <w:smallCaps w:val="0"/>
@@ -11747,9 +10952,6 @@
       </w:pPr>
       <w:r>
         <w:rPr>
-          <w:rFonts w:ascii="Times New Roman" w:cs="Times New Roman" w:eastAsia="Times New Roman" w:hAnsi="Times New Roman"/>
-          <w:b w:val="0"/>
-          <w:bCs w:val="0"/>
           <w:i w:val="0"/>
           <w:iCs w:val="0"/>
           <w:smallCaps w:val="0"/>
@@ -11776,9 +10978,6 @@
       </w:pPr>
       <w:r>
         <w:rPr>
-          <w:rFonts w:ascii="Times New Roman" w:cs="Times New Roman" w:eastAsia="Times New Roman" w:hAnsi="Times New Roman"/>
-          <w:b w:val="0"/>
-          <w:bCs w:val="0"/>
           <w:i w:val="0"/>
           <w:iCs w:val="0"/>
           <w:smallCaps w:val="0"/>
@@ -11805,9 +11004,6 @@
       </w:pPr>
       <w:r>
         <w:rPr>
-          <w:rFonts w:ascii="Times New Roman" w:cs="Times New Roman" w:eastAsia="Times New Roman" w:hAnsi="Times New Roman"/>
-          <w:b w:val="0"/>
-          <w:bCs w:val="0"/>
           <w:i w:val="0"/>
           <w:iCs w:val="0"/>
           <w:smallCaps w:val="0"/>
@@ -11824,9 +11020,6 @@
       </w:r>
       <w:r>
         <w:rPr>
-          <w:rFonts w:ascii="Times New Roman" w:cs="Times New Roman" w:eastAsia="Times New Roman" w:hAnsi="Times New Roman"/>
-          <w:b w:val="0"/>
-          <w:bCs w:val="0"/>
           <w:i w:val="0"/>
           <w:iCs w:val="0"/>
           <w:smallCaps w:val="0"/>
@@ -11837,9 +11030,6 @@
       </w:r>
       <w:r>
         <w:rPr>
-          <w:rFonts w:ascii="Times New Roman" w:cs="Times New Roman" w:eastAsia="Times New Roman" w:hAnsi="Times New Roman"/>
-          <w:b w:val="0"/>
-          <w:bCs w:val="0"/>
           <w:i w:val="0"/>
           <w:iCs w:val="0"/>
           <w:smallCaps w:val="0"/>
@@ -11850,9 +11040,6 @@
       </w:r>
       <w:r>
         <w:rPr>
-          <w:rFonts w:ascii="Times New Roman" w:cs="Times New Roman" w:eastAsia="Times New Roman" w:hAnsi="Times New Roman"/>
-          <w:b w:val="0"/>
-          <w:bCs w:val="0"/>
           <w:i w:val="0"/>
           <w:iCs w:val="0"/>
           <w:smallCaps w:val="0"/>
@@ -11879,9 +11066,6 @@
       </w:pPr>
       <w:r>
         <w:rPr>
-          <w:rFonts w:ascii="Times New Roman" w:cs="Times New Roman" w:eastAsia="Times New Roman" w:hAnsi="Times New Roman"/>
-          <w:b w:val="0"/>
-          <w:bCs w:val="0"/>
           <w:i w:val="0"/>
           <w:iCs w:val="0"/>
           <w:smallCaps w:val="0"/>
@@ -11908,9 +11092,6 @@
       </w:pPr>
       <w:r>
         <w:rPr>
-          <w:rFonts w:ascii="Times New Roman" w:cs="Times New Roman" w:eastAsia="Times New Roman" w:hAnsi="Times New Roman"/>
-          <w:b w:val="0"/>
-          <w:bCs w:val="0"/>
           <w:i w:val="0"/>
           <w:iCs w:val="0"/>
           <w:smallCaps w:val="0"/>
@@ -11937,9 +11118,6 @@
       </w:pPr>
       <w:r>
         <w:rPr>
-          <w:rFonts w:ascii="Times New Roman" w:cs="Times New Roman" w:eastAsia="Times New Roman" w:hAnsi="Times New Roman"/>
-          <w:b w:val="0"/>
-          <w:bCs w:val="0"/>
           <w:i w:val="0"/>
           <w:iCs w:val="0"/>
           <w:smallCaps w:val="0"/>
@@ -11966,9 +11144,6 @@
       </w:pPr>
       <w:r>
         <w:rPr>
-          <w:rFonts w:ascii="Times New Roman" w:cs="Times New Roman" w:eastAsia="Times New Roman" w:hAnsi="Times New Roman"/>
-          <w:b w:val="0"/>
-          <w:bCs w:val="0"/>
           <w:i w:val="0"/>
           <w:iCs w:val="0"/>
           <w:smallCaps w:val="0"/>
@@ -11979,9 +11154,6 @@
       </w:r>
       <w:r>
         <w:rPr>
-          <w:rFonts w:ascii="Times New Roman" w:cs="Times New Roman" w:eastAsia="Times New Roman" w:hAnsi="Times New Roman"/>
-          <w:b w:val="0"/>
-          <w:bCs w:val="0"/>
           <w:i w:val="0"/>
           <w:iCs w:val="0"/>
           <w:smallCaps w:val="0"/>
@@ -11992,9 +11164,6 @@
       </w:r>
       <w:r>
         <w:rPr>
-          <w:rFonts w:ascii="Times New Roman" w:cs="Times New Roman" w:eastAsia="Times New Roman" w:hAnsi="Times New Roman"/>
-          <w:b w:val="0"/>
-          <w:bCs w:val="0"/>
           <w:i w:val="0"/>
           <w:iCs w:val="0"/>
           <w:smallCaps w:val="0"/>
@@ -12005,22 +11174,12 @@
       </w:r>
       <w:r>
         <w:rPr>
-          <w:rFonts w:ascii="Times New Roman" w:cs="Times New Roman" w:eastAsia="Times New Roman" w:hAnsi="Times New Roman"/>
-          <w:b w:val="0"/>
-          <w:bCs w:val="0"/>
-          <w:i w:val="0"/>
-          <w:iCs w:val="0"/>
-          <w:smallCaps w:val="0"/>
-          <w:color w:val="000000"/>
-          <w:rtl w:val="0"/>
-        </w:rPr>
-        <w:t xml:space="preserve">$ 178</w:t>
-      </w:r>
-      <w:r>
-        <w:rPr>
-          <w:rFonts w:ascii="Times New Roman" w:cs="Times New Roman" w:eastAsia="Times New Roman" w:hAnsi="Times New Roman"/>
-          <w:b w:val="0"/>
-          <w:bCs w:val="0"/>
+          <w:rtl w:val="0"/>
+        </w:rPr>
+        <w:t xml:space="preserve">$178</w:t>
+      </w:r>
+      <w:r>
+        <w:rPr>
           <w:i w:val="0"/>
           <w:iCs w:val="0"/>
           <w:smallCaps w:val="0"/>
@@ -12047,9 +11206,6 @@
       </w:pPr>
       <w:r>
         <w:rPr>
-          <w:rFonts w:ascii="Times New Roman" w:cs="Times New Roman" w:eastAsia="Times New Roman" w:hAnsi="Times New Roman"/>
-          <w:b w:val="0"/>
-          <w:bCs w:val="0"/>
           <w:i w:val="0"/>
           <w:iCs w:val="0"/>
           <w:smallCaps w:val="0"/>
@@ -12076,9 +11232,6 @@
       </w:pPr>
       <w:r>
         <w:rPr>
-          <w:rFonts w:ascii="Times New Roman" w:cs="Times New Roman" w:eastAsia="Times New Roman" w:hAnsi="Times New Roman"/>
-          <w:b w:val="0"/>
-          <w:bCs w:val="0"/>
           <w:i w:val="0"/>
           <w:iCs w:val="0"/>
           <w:smallCaps w:val="0"/>
@@ -12089,22 +11242,12 @@
       </w:r>
       <w:r>
         <w:rPr>
-          <w:rFonts w:ascii="Times New Roman" w:cs="Times New Roman" w:eastAsia="Times New Roman" w:hAnsi="Times New Roman"/>
-          <w:b w:val="0"/>
-          <w:bCs w:val="0"/>
-          <w:i w:val="0"/>
-          <w:iCs w:val="0"/>
-          <w:smallCaps w:val="0"/>
-          <w:color w:val="000000"/>
-          <w:rtl w:val="0"/>
-        </w:rPr>
-        <w:t xml:space="preserve">diz sojicultor</w:t>
-      </w:r>
-      <w:r>
-        <w:rPr>
-          <w:rFonts w:ascii="Times New Roman" w:cs="Times New Roman" w:eastAsia="Times New Roman" w:hAnsi="Times New Roman"/>
-          <w:b w:val="0"/>
-          <w:bCs w:val="0"/>
+          <w:rtl w:val="0"/>
+        </w:rPr>
+        <w:t xml:space="preserve">diz o sojicultor</w:t>
+      </w:r>
+      <w:r>
+        <w:rPr>
           <w:i w:val="0"/>
           <w:iCs w:val="0"/>
           <w:smallCaps w:val="0"/>
@@ -12131,9 +11274,6 @@
       </w:pPr>
       <w:r>
         <w:rPr>
-          <w:rFonts w:ascii="Times New Roman" w:cs="Times New Roman" w:eastAsia="Times New Roman" w:hAnsi="Times New Roman"/>
-          <w:b w:val="0"/>
-          <w:bCs w:val="0"/>
           <w:i w:val="0"/>
           <w:iCs w:val="0"/>
           <w:smallCaps w:val="0"/>
@@ -12144,9 +11284,6 @@
       </w:r>
       <w:r>
         <w:rPr>
-          <w:rFonts w:ascii="Times New Roman" w:cs="Times New Roman" w:eastAsia="Times New Roman" w:hAnsi="Times New Roman"/>
-          <w:b w:val="0"/>
-          <w:bCs w:val="0"/>
           <w:i w:val="0"/>
           <w:iCs w:val="0"/>
           <w:smallCaps w:val="0"/>
@@ -12157,9 +11294,6 @@
       </w:r>
       <w:r>
         <w:rPr>
-          <w:rFonts w:ascii="Times New Roman" w:cs="Times New Roman" w:eastAsia="Times New Roman" w:hAnsi="Times New Roman"/>
-          <w:b w:val="0"/>
-          <w:bCs w:val="0"/>
           <w:i w:val="0"/>
           <w:iCs w:val="0"/>
           <w:smallCaps w:val="0"/>
@@ -12170,9 +11304,6 @@
       </w:r>
       <w:r>
         <w:rPr>
-          <w:rFonts w:ascii="Times New Roman" w:cs="Times New Roman" w:eastAsia="Times New Roman" w:hAnsi="Times New Roman"/>
-          <w:b w:val="0"/>
-          <w:bCs w:val="0"/>
           <w:i w:val="0"/>
           <w:iCs w:val="0"/>
           <w:smallCaps w:val="0"/>
@@ -12183,9 +11314,6 @@
       </w:r>
       <w:r>
         <w:rPr>
-          <w:rFonts w:ascii="Times New Roman" w:cs="Times New Roman" w:eastAsia="Times New Roman" w:hAnsi="Times New Roman"/>
-          <w:b w:val="0"/>
-          <w:bCs w:val="0"/>
           <w:i w:val="0"/>
           <w:iCs w:val="0"/>
           <w:smallCaps w:val="0"/>
@@ -12196,9 +11324,6 @@
       </w:r>
       <w:r>
         <w:rPr>
-          <w:rFonts w:ascii="Times New Roman" w:cs="Times New Roman" w:eastAsia="Times New Roman" w:hAnsi="Times New Roman"/>
-          <w:b w:val="0"/>
-          <w:bCs w:val="0"/>
           <w:i w:val="0"/>
           <w:iCs w:val="0"/>
           <w:smallCaps w:val="0"/>
@@ -12209,9 +11334,6 @@
       </w:r>
       <w:r>
         <w:rPr>
-          <w:rFonts w:ascii="Times New Roman" w:cs="Times New Roman" w:eastAsia="Times New Roman" w:hAnsi="Times New Roman"/>
-          <w:b w:val="0"/>
-          <w:bCs w:val="0"/>
           <w:i w:val="0"/>
           <w:iCs w:val="0"/>
           <w:smallCaps w:val="0"/>
@@ -12222,22 +11344,12 @@
       </w:r>
       <w:r>
         <w:rPr>
-          <w:rFonts w:ascii="Times New Roman" w:cs="Times New Roman" w:eastAsia="Times New Roman" w:hAnsi="Times New Roman"/>
-          <w:b w:val="0"/>
-          <w:bCs w:val="0"/>
-          <w:i w:val="0"/>
-          <w:iCs w:val="0"/>
-          <w:smallCaps w:val="0"/>
-          <w:color w:val="000000"/>
-          <w:rtl w:val="0"/>
-        </w:rPr>
-        <w:t xml:space="preserve">$ 36.000–41.500</w:t>
-      </w:r>
-      <w:r>
-        <w:rPr>
-          <w:rFonts w:ascii="Times New Roman" w:cs="Times New Roman" w:eastAsia="Times New Roman" w:hAnsi="Times New Roman"/>
-          <w:b w:val="0"/>
-          <w:bCs w:val="0"/>
+          <w:rtl w:val="0"/>
+        </w:rPr>
+        <w:t xml:space="preserve">$36.000 -- 41.500</w:t>
+      </w:r>
+      <w:r>
+        <w:rPr>
           <w:i w:val="0"/>
           <w:iCs w:val="0"/>
           <w:smallCaps w:val="0"/>
@@ -12264,9 +11376,6 @@
       </w:pPr>
       <w:r>
         <w:rPr>
-          <w:rFonts w:ascii="Times New Roman" w:cs="Times New Roman" w:eastAsia="Times New Roman" w:hAnsi="Times New Roman"/>
-          <w:b w:val="0"/>
-          <w:bCs w:val="0"/>
           <w:i w:val="0"/>
           <w:iCs w:val="0"/>
           <w:smallCaps w:val="0"/>
@@ -12283,9 +11392,6 @@
       </w:r>
       <w:r>
         <w:rPr>
-          <w:rFonts w:ascii="Times New Roman" w:cs="Times New Roman" w:eastAsia="Times New Roman" w:hAnsi="Times New Roman"/>
-          <w:b w:val="0"/>
-          <w:bCs w:val="0"/>
           <w:i w:val="0"/>
           <w:iCs w:val="0"/>
           <w:smallCaps w:val="0"/>
@@ -12302,9 +11408,6 @@
       </w:r>
       <w:r>
         <w:rPr>
-          <w:rFonts w:ascii="Times New Roman" w:cs="Times New Roman" w:eastAsia="Times New Roman" w:hAnsi="Times New Roman"/>
-          <w:b w:val="0"/>
-          <w:bCs w:val="0"/>
           <w:i w:val="0"/>
           <w:iCs w:val="0"/>
           <w:smallCaps w:val="0"/>
@@ -12321,9 +11424,6 @@
       </w:r>
       <w:r>
         <w:rPr>
-          <w:rFonts w:ascii="Times New Roman" w:cs="Times New Roman" w:eastAsia="Times New Roman" w:hAnsi="Times New Roman"/>
-          <w:b w:val="0"/>
-          <w:bCs w:val="0"/>
           <w:i w:val="0"/>
           <w:iCs w:val="0"/>
           <w:smallCaps w:val="0"/>
@@ -12350,9 +11450,6 @@
       </w:pPr>
       <w:r>
         <w:rPr>
-          <w:rFonts w:ascii="Times New Roman" w:cs="Times New Roman" w:eastAsia="Times New Roman" w:hAnsi="Times New Roman"/>
-          <w:b w:val="0"/>
-          <w:bCs w:val="0"/>
           <w:i w:val="0"/>
           <w:iCs w:val="0"/>
           <w:smallCaps w:val="0"/>
@@ -12369,9 +11466,6 @@
       </w:r>
       <w:r>
         <w:rPr>
-          <w:rFonts w:ascii="Times New Roman" w:cs="Times New Roman" w:eastAsia="Times New Roman" w:hAnsi="Times New Roman"/>
-          <w:b w:val="0"/>
-          <w:bCs w:val="0"/>
           <w:i w:val="0"/>
           <w:iCs w:val="0"/>
           <w:smallCaps w:val="0"/>
@@ -12388,9 +11482,6 @@
       </w:r>
       <w:r>
         <w:rPr>
-          <w:rFonts w:ascii="Times New Roman" w:cs="Times New Roman" w:eastAsia="Times New Roman" w:hAnsi="Times New Roman"/>
-          <w:b w:val="0"/>
-          <w:bCs w:val="0"/>
           <w:i w:val="0"/>
           <w:iCs w:val="0"/>
           <w:smallCaps w:val="0"/>
@@ -12417,9 +11508,6 @@
       </w:pPr>
       <w:r>
         <w:rPr>
-          <w:rFonts w:ascii="Times New Roman" w:cs="Times New Roman" w:eastAsia="Times New Roman" w:hAnsi="Times New Roman"/>
-          <w:b w:val="0"/>
-          <w:bCs w:val="0"/>
           <w:i w:val="0"/>
           <w:iCs w:val="0"/>
           <w:smallCaps w:val="0"/>
@@ -12430,9 +11518,6 @@
       </w:r>
       <w:r>
         <w:rPr>
-          <w:rFonts w:ascii="Times New Roman" w:cs="Times New Roman" w:eastAsia="Times New Roman" w:hAnsi="Times New Roman"/>
-          <w:b w:val="0"/>
-          <w:bCs w:val="0"/>
           <w:i w:val="0"/>
           <w:iCs w:val="0"/>
           <w:smallCaps w:val="0"/>
@@ -12443,9 +11528,6 @@
       </w:r>
       <w:r>
         <w:rPr>
-          <w:rFonts w:ascii="Times New Roman" w:cs="Times New Roman" w:eastAsia="Times New Roman" w:hAnsi="Times New Roman"/>
-          <w:b w:val="0"/>
-          <w:bCs w:val="0"/>
           <w:i w:val="0"/>
           <w:iCs w:val="0"/>
           <w:smallCaps w:val="0"/>
@@ -12473,8 +11555,6 @@
       <w:r>
         <w:rPr>
           <w:rFonts w:ascii="Gungsuh" w:cs="Gungsuh" w:eastAsia="Gungsuh" w:hAnsi="Gungsuh"/>
-          <w:b w:val="0"/>
-          <w:bCs w:val="0"/>
           <w:i w:val="0"/>
           <w:iCs w:val="0"/>
           <w:smallCaps w:val="0"/>
@@ -12501,9 +11581,6 @@
       </w:pPr>
       <w:r>
         <w:rPr>
-          <w:rFonts w:ascii="Times New Roman" w:cs="Times New Roman" w:eastAsia="Times New Roman" w:hAnsi="Times New Roman"/>
-          <w:b w:val="0"/>
-          <w:bCs w:val="0"/>
           <w:i w:val="0"/>
           <w:iCs w:val="0"/>
           <w:smallCaps w:val="0"/>
@@ -12520,9 +11597,6 @@
       </w:r>
       <w:r>
         <w:rPr>
-          <w:rFonts w:ascii="Times New Roman" w:cs="Times New Roman" w:eastAsia="Times New Roman" w:hAnsi="Times New Roman"/>
-          <w:b w:val="0"/>
-          <w:bCs w:val="0"/>
           <w:i w:val="0"/>
           <w:iCs w:val="0"/>
           <w:smallCaps w:val="0"/>
@@ -12540,8 +11614,6 @@
       <w:r>
         <w:rPr>
           <w:rFonts w:ascii="Cardo" w:cs="Cardo" w:eastAsia="Cardo" w:hAnsi="Cardo"/>
-          <w:b w:val="0"/>
-          <w:bCs w:val="0"/>
           <w:i w:val="0"/>
           <w:iCs w:val="0"/>
           <w:smallCaps w:val="0"/>
@@ -12558,9 +11630,6 @@
       </w:r>
       <w:r>
         <w:rPr>
-          <w:rFonts w:ascii="Times New Roman" w:cs="Times New Roman" w:eastAsia="Times New Roman" w:hAnsi="Times New Roman"/>
-          <w:b w:val="0"/>
-          <w:bCs w:val="0"/>
           <w:i w:val="0"/>
           <w:iCs w:val="0"/>
           <w:smallCaps w:val="0"/>
@@ -12578,8 +11647,6 @@
       <w:r>
         <w:rPr>
           <w:rFonts w:ascii="Cardo" w:cs="Cardo" w:eastAsia="Cardo" w:hAnsi="Cardo"/>
-          <w:b w:val="0"/>
-          <w:bCs w:val="0"/>
           <w:i w:val="0"/>
           <w:iCs w:val="0"/>
           <w:smallCaps w:val="0"/>
@@ -12596,9 +11663,6 @@
       </w:r>
       <w:r>
         <w:rPr>
-          <w:rFonts w:ascii="Times New Roman" w:cs="Times New Roman" w:eastAsia="Times New Roman" w:hAnsi="Times New Roman"/>
-          <w:b w:val="0"/>
-          <w:bCs w:val="0"/>
           <w:i w:val="0"/>
           <w:iCs w:val="0"/>
           <w:smallCaps w:val="0"/>
@@ -12625,9 +11689,6 @@
       </w:pPr>
       <w:r>
         <w:rPr>
-          <w:rFonts w:ascii="Times New Roman" w:cs="Times New Roman" w:eastAsia="Times New Roman" w:hAnsi="Times New Roman"/>
-          <w:b w:val="0"/>
-          <w:bCs w:val="0"/>
           <w:i w:val="0"/>
           <w:iCs w:val="0"/>
           <w:smallCaps w:val="0"/>
@@ -12654,9 +11715,6 @@
       </w:pPr>
       <w:r>
         <w:rPr>
-          <w:rFonts w:ascii="Times New Roman" w:cs="Times New Roman" w:eastAsia="Times New Roman" w:hAnsi="Times New Roman"/>
-          <w:b w:val="0"/>
-          <w:bCs w:val="0"/>
           <w:i w:val="0"/>
           <w:iCs w:val="0"/>
           <w:smallCaps w:val="0"/>
@@ -12673,9 +11731,6 @@
       </w:r>
       <w:r>
         <w:rPr>
-          <w:rFonts w:ascii="Times New Roman" w:cs="Times New Roman" w:eastAsia="Times New Roman" w:hAnsi="Times New Roman"/>
-          <w:b w:val="0"/>
-          <w:bCs w:val="0"/>
           <w:i w:val="0"/>
           <w:iCs w:val="0"/>
           <w:smallCaps w:val="0"/>
@@ -12702,9 +11757,6 @@
       </w:pPr>
       <w:r>
         <w:rPr>
-          <w:rFonts w:ascii="Times New Roman" w:cs="Times New Roman" w:eastAsia="Times New Roman" w:hAnsi="Times New Roman"/>
-          <w:b w:val="0"/>
-          <w:bCs w:val="0"/>
           <w:i w:val="0"/>
           <w:iCs w:val="0"/>
           <w:smallCaps w:val="0"/>
@@ -12731,9 +11783,6 @@
       </w:pPr>
       <w:r>
         <w:rPr>
-          <w:rFonts w:ascii="Times New Roman" w:cs="Times New Roman" w:eastAsia="Times New Roman" w:hAnsi="Times New Roman"/>
-          <w:b w:val="0"/>
-          <w:bCs w:val="0"/>
           <w:i w:val="0"/>
           <w:iCs w:val="0"/>
           <w:smallCaps w:val="0"/>
@@ -12759,9 +11808,6 @@
       </w:pPr>
       <w:r>
         <w:rPr>
-          <w:rFonts w:ascii="Times New Roman" w:cs="Times New Roman" w:eastAsia="Times New Roman" w:hAnsi="Times New Roman"/>
-          <w:b w:val="0"/>
-          <w:bCs w:val="0"/>
           <w:i w:val="0"/>
           <w:iCs w:val="0"/>
           <w:smallCaps w:val="1"/>
@@ -12790,9 +11836,6 @@
       </w:pPr>
       <w:r>
         <w:rPr>
-          <w:rFonts w:ascii="Times New Roman" w:cs="Times New Roman" w:eastAsia="Times New Roman" w:hAnsi="Times New Roman"/>
-          <w:b w:val="0"/>
-          <w:bCs w:val="0"/>
           <w:i w:val="0"/>
           <w:iCs w:val="0"/>
           <w:smallCaps w:val="0"/>
@@ -12809,7 +11852,23 @@
           <w:szCs w:val="24"/>
           <w:rtl w:val="0"/>
         </w:rPr>
-        <w:t xml:space="preserve">, ao Professor Dr. Thyago Marques de Carvalho e à startup WiiMilk.</w:t>
+        <w:t xml:space="preserve">, ao Professor Dr. Thyago Marques de Carvalho e à startup </w:t>
+      </w:r>
+      <w:r>
+        <w:rPr>
+          <w:sz w:val="24"/>
+          <w:szCs w:val="24"/>
+          <w:rtl w:val="0"/>
+        </w:rPr>
+        <w:t xml:space="preserve">WiMilk</w:t>
+      </w:r>
+      <w:r>
+        <w:rPr>
+          <w:sz w:val="24"/>
+          <w:szCs w:val="24"/>
+          <w:rtl w:val="0"/>
+        </w:rPr>
+        <w:t xml:space="preserve">.</w:t>
       </w:r>
     </w:p>
     <w:sectPr>
